--- a/manual-admin-panel.docx
+++ b/manual-admin-panel.docx
@@ -70,7 +70,7 @@
           <w:color w:val="5A6A7A"/>
           <w:sz w:val="24"/>
         </w:rPr>
-        <w:t>Versión 1.0 — 01/08/2026</w:t>
+        <w:t>Versión 1.1 — 05/08/2026</w:t>
       </w:r>
     </w:p>
     <w:p>
@@ -143,7 +143,7 @@
           <w:b w:val="0"/>
           <w:i w:val="0"/>
         </w:rPr>
-        <w:t>El Panel de Administración del portal ONSV permite al equipo editor gestionar el contenido público del sitio: cifras, regiones, eventos, noticias, publicaciones, revistas, normas legales, analítica, datos abiertos, entornos viales, pie de página, popup y usuarios. Fue desarrollado como una aplicación web (React + TypeScript) montada sobre el mismo servidor Express del portal.</w:t>
+        <w:t>El Panel de Administración del portal ONSV permite al equipo editor gestionar el contenido público del sitio: cifras, banners, regiones, eventos, noticias, publicaciones, revistas, normas legales, analítica, datos abiertos, entornos viales, pie de página, popup y usuarios. Fue desarrollado como una aplicación web (React + TypeScript) montada sobre el mismo servidor Express del portal.</w:t>
       </w:r>
     </w:p>
     <w:p>
@@ -337,7 +337,7 @@
           <w:b w:val="0"/>
           <w:i w:val="0"/>
         </w:rPr>
-        <w:t>El panel se organiza en 13 módulos accesibles desde la barra lateral izquierda:</w:t>
+        <w:t>El panel se organiza en 14 módulos accesibles desde la barra lateral izquierda, de los cuales 3 son grupos desplegables (Comunicaciones, Publicaciones y Datos Abiertos):</w:t>
       </w:r>
     </w:p>
     <w:tbl>
@@ -1084,7 +1084,123 @@
         <w:pStyle w:val="Heading2"/>
       </w:pPr>
       <w:r>
-        <w:t>4.2 Misión y Visión</w:t>
+        <w:t>4.2 Banners</w:t>
+      </w:r>
+    </w:p>
+    <w:p>
+      <w:pPr/>
+      <w:r>
+        <w:t>Edita el carrusel principal de la página de inicio (bilingüe ES/EN). Cada slide se compone de kicker, título, párrafo, uno o dos botones e imagen.</w:t>
+      </w:r>
+    </w:p>
+    <w:p>
+      <w:pPr>
+        <w:pStyle w:val="ListBullet"/>
+      </w:pPr>
+      <w:r>
+        <w:t>Pestañas de idioma: ES (español) y EN (inglés).</w:t>
+      </w:r>
+    </w:p>
+    <w:p>
+      <w:pPr>
+        <w:pStyle w:val="ListBullet"/>
+      </w:pPr>
+      <w:r>
+        <w:t>Campos por slide: kicker, título, párrafo, botón 1 (texto + enlace) y, solo en el banner 1, botón 2 (texto + enlace).</w:t>
+      </w:r>
+    </w:p>
+    <w:p>
+      <w:pPr>
+        <w:pStyle w:val="ListBullet"/>
+      </w:pPr>
+      <w:r>
+        <w:t>Sintaxis de resaltado: escriba *palabra* dentro del título para mostrarla en color en el portal.</w:t>
+      </w:r>
+    </w:p>
+    <w:p>
+      <w:pPr>
+        <w:pStyle w:val="ListBullet"/>
+      </w:pPr>
+      <w:r>
+        <w:t>Reordenamiento: use las flechas arriba/abajo de cada slide para cambiar el orden; el cambio se guarda automáticamente.</w:t>
+      </w:r>
+    </w:p>
+    <w:p>
+      <w:pPr>
+        <w:pStyle w:val="ListBullet"/>
+      </w:pPr>
+      <w:r>
+        <w:t>Subida de imagen: pulse Subir para sustituir la imagen del slide.</w:t>
+      </w:r>
+    </w:p>
+    <w:p>
+      <w:pPr>
+        <w:pStyle w:val="ListBullet"/>
+      </w:pPr>
+      <w:r>
+        <w:t>Enlaces de botones: una URL externa (https://...) abre en pestaña nueva; una ruta interna (/publicaciones) o un ancla (#seccion) abre en la misma pestaña.</w:t>
+      </w:r>
+    </w:p>
+    <w:p>
+      <w:pPr>
+        <w:pStyle w:val="ListBullet"/>
+      </w:pPr>
+      <w:r>
+        <w:t>Conjunto fijo: los slides son prefijados; no se pueden crear ni eliminar, solo editar y reordenar.</w:t>
+      </w:r>
+    </w:p>
+    <w:p>
+      <w:pPr>
+        <w:pStyle w:val="ListNumber"/>
+      </w:pPr>
+      <w:r>
+        <w:t>Paso 1: Abra Banners y seleccione la pestaña de idioma (ES/EN).</w:t>
+      </w:r>
+    </w:p>
+    <w:p>
+      <w:pPr>
+        <w:pStyle w:val="ListNumber"/>
+      </w:pPr>
+      <w:r>
+        <w:t>Paso 2: Edite los textos (kicker, título, párrafo, botones) del slide que quiera modificar.</w:t>
+      </w:r>
+    </w:p>
+    <w:p>
+      <w:pPr>
+        <w:pStyle w:val="ListNumber"/>
+      </w:pPr>
+      <w:r>
+        <w:t>Paso 3: Si necesita cambiar el orden, use las flechas arriba/abajo del slide.</w:t>
+      </w:r>
+    </w:p>
+    <w:p>
+      <w:pPr>
+        <w:pStyle w:val="ListNumber"/>
+      </w:pPr>
+      <w:r>
+        <w:t>Paso 4: Pulse Guardar textos en el slide editado.</w:t>
+      </w:r>
+    </w:p>
+    <w:p>
+      <w:pPr>
+        <w:pStyle w:val="ListNumber"/>
+      </w:pPr>
+      <w:r>
+        <w:t>Paso 5: Verifique el resultado en la página de inicio del portal.</w:t>
+      </w:r>
+    </w:p>
+    <w:p>
+      <w:pPr/>
+      <w:r>
+        <w:t>[Captura de pantalla: Editor de Banners]</w:t>
+      </w:r>
+    </w:p>
+    <w:p>
+      <w:pPr>
+        <w:pStyle w:val="Heading2"/>
+      </w:pPr>
+      <w:r>
+        <w:t>4.3 Misión y Visión</w:t>
       </w:r>
     </w:p>
     <w:p>
@@ -1194,7 +1310,7 @@
         <w:pStyle w:val="Heading2"/>
       </w:pPr>
       <w:r>
-        <w:t>4.3 Cifras</w:t>
+        <w:t>4.4 Cifras</w:t>
       </w:r>
     </w:p>
     <w:p>
@@ -1294,7 +1410,7 @@
         <w:pStyle w:val="Heading2"/>
       </w:pPr>
       <w:r>
-        <w:t>4.4 Regiones</w:t>
+        <w:t>4.5 Regiones</w:t>
       </w:r>
     </w:p>
     <w:p>
@@ -1416,7 +1532,7 @@
         <w:pStyle w:val="Heading2"/>
       </w:pPr>
       <w:r>
-        <w:t>4.5 Comunicaciones — Eventos</w:t>
+        <w:t>4.6 Comunicaciones — Eventos</w:t>
       </w:r>
     </w:p>
     <w:p>
@@ -1568,7 +1684,7 @@
         <w:pStyle w:val="Heading2"/>
       </w:pPr>
       <w:r>
-        <w:t>4.6 Noticias, Notas de Prensa, Publicaciones y Normas Legales</w:t>
+        <w:t>4.7 Noticias, Notas de Prensa, Contenidos y Normas Legales</w:t>
       </w:r>
     </w:p>
     <w:p>
@@ -1577,7 +1693,7 @@
           <w:b w:val="0"/>
           <w:i w:val="0"/>
         </w:rPr>
-        <w:t>Estos cuatro módulos muestran los posts publicados en Ghost CMS y permiten habilitarlos o deshabilitarlos en el portal.</w:t>
+        <w:t>Estos cuatro módulos muestran los posts publicados en Ghost CMS y permiten habilitarlos o deshabilitarlos en el portal. Todos comparten el mismo componente de listado Paginado (10 por página) con un toggle por publicación. Sus rutas padres son: Noticias y Notas de prensa debajo de Comunicaciones; Contenidos dentro de Publicaciones; Normas Legales como módulo propio.</w:t>
       </w:r>
     </w:p>
     <w:p>
@@ -1620,6 +1736,62 @@
       </w:r>
       <w:r>
         <w:t>toggle habilitar/deshabilitar. Lo deshabilitado desaparece del portal público (noticias, búsquedas, detalle, listados).</w:t>
+      </w:r>
+    </w:p>
+    <w:p>
+      <w:pPr>
+        <w:pStyle w:val="Heading3"/>
+      </w:pPr>
+      <w:r>
+        <w:t>4.7a Noticias</w:t>
+      </w:r>
+    </w:p>
+    <w:p>
+      <w:pPr/>
+      <w:r>
+        <w:t>Comunicaciones -&gt; Noticias (/comunicaciones-noticias). Tipo Ghost: noticias.</w:t>
+      </w:r>
+    </w:p>
+    <w:p>
+      <w:pPr>
+        <w:pStyle w:val="Heading3"/>
+      </w:pPr>
+      <w:r>
+        <w:t>4.7b Notas de Prensa</w:t>
+      </w:r>
+    </w:p>
+    <w:p>
+      <w:pPr/>
+      <w:r>
+        <w:t>Comunicaciones -&gt; Notas de prensa (/comunicaciones-notas-prensa). Tipo Ghost: notas-de-prensa.</w:t>
+      </w:r>
+    </w:p>
+    <w:p>
+      <w:pPr>
+        <w:pStyle w:val="Heading3"/>
+      </w:pPr>
+      <w:r>
+        <w:t>4.7c Contenidos</w:t>
+      </w:r>
+    </w:p>
+    <w:p>
+      <w:pPr/>
+      <w:r>
+        <w:t>Publicaciones -&gt; Contenidos (/publicaciones-contenidos). Tipo Ghost: publicaciones.</w:t>
+      </w:r>
+    </w:p>
+    <w:p>
+      <w:pPr>
+        <w:pStyle w:val="Heading3"/>
+      </w:pPr>
+      <w:r>
+        <w:t>4.7d Normas Legales</w:t>
+      </w:r>
+    </w:p>
+    <w:p>
+      <w:pPr/>
+      <w:r>
+        <w:t>Normas Legales (/normas-legales). Tipo Ghost: normas-legales.</w:t>
       </w:r>
     </w:p>
     <w:p>
@@ -1692,7 +1864,7 @@
         <w:pStyle w:val="Heading2"/>
       </w:pPr>
       <w:r>
-        <w:t>4.7 Publicaciones — Revistas y Temas</w:t>
+        <w:t>4.8 Publicaciones — Revistas y Tipos</w:t>
       </w:r>
     </w:p>
     <w:p>
@@ -1802,7 +1974,7 @@
         <w:pStyle w:val="Heading2"/>
       </w:pPr>
       <w:r>
-        <w:t>4.8 Analítica — Menú y Submenú</w:t>
+        <w:t>4.9 Analítica — Menú y Submenú</w:t>
       </w:r>
     </w:p>
     <w:p>
@@ -1912,7 +2084,7 @@
         <w:pStyle w:val="Heading2"/>
       </w:pPr>
       <w:r>
-        <w:t>4.9 Popup</w:t>
+        <w:t>4.10 Popup</w:t>
       </w:r>
     </w:p>
     <w:p>
@@ -2012,7 +2184,7 @@
         <w:pStyle w:val="Heading2"/>
       </w:pPr>
       <w:r>
-        <w:t>4.10 Datos Abiertos, Categorías y Tipos</w:t>
+        <w:t>4.11 Datos Abiertos, Categorías y Tipos</w:t>
       </w:r>
     </w:p>
     <w:p>
@@ -2178,16 +2350,17 @@
         <w:pStyle w:val="Heading2"/>
       </w:pPr>
       <w:r>
-        <w:t>4.11 Programas — Entornos Viales</w:t>
+        <w:t>4.12 Programas</w:t>
       </w:r>
     </w:p>
     <w:p>
+      <w:pPr/>
       <w:r>
         <w:rPr>
           <w:b w:val="0"/>
           <w:i w:val="0"/>
         </w:rPr>
-        <w:t>Administra las tarjetas de la campaña de entornos viales (página pública bilingüe).</w:t>
+        <w:t>Administra los programas institucionales de la ONSV.</w:t>
       </w:r>
     </w:p>
     <w:p>
@@ -2195,7 +2368,7 @@
         <w:pStyle w:val="ListBullet"/>
       </w:pPr>
       <w:r>
-        <w:t>Campos: badge, título, descripción (ES/EN), imagen, orden de visualización y estado activo.</w:t>
+        <w:t>Listado Paginado (5 por página) con chip de «N activos».</w:t>
       </w:r>
     </w:p>
     <w:p>
@@ -2203,36 +2376,32 @@
         <w:pStyle w:val="ListBullet"/>
       </w:pPr>
       <w:r>
-        <w:t>La página pública puede mostrar carrusel o grid según la configuración.</w:t>
+        <w:t>Campos: código (autogenerado por slug si se deja vacío), nombre (obligatorio) y descripción.</w:t>
       </w:r>
     </w:p>
     <w:p>
       <w:pPr>
-        <w:pStyle w:val="ListNumber"/>
+        <w:pStyle w:val="ListBullet"/>
       </w:pPr>
       <w:r>
         <w:rPr>
           <w:b/>
         </w:rPr>
-        <w:t xml:space="preserve">Paso 1: </w:t>
+        <w:t>Estado activo/inactivo: controla la visibilidad pública del programa.</w:t>
       </w:r>
-      <w:r>
-        <w:t>Abra Programas, pulse Agregar y complete badge, título y descripciones.</w:t>
-      </w:r>
+      <w:r/>
     </w:p>
     <w:p>
       <w:pPr>
-        <w:pStyle w:val="ListNumber"/>
+        <w:pStyle w:val="ListBullet"/>
       </w:pPr>
       <w:r>
         <w:rPr>
           <w:b/>
         </w:rPr>
-        <w:t xml:space="preserve">Paso 2: </w:t>
+        <w:t>Acciones: crear (modal), editar y eliminar (con confirmación).</w:t>
       </w:r>
-      <w:r>
-        <w:t>Suba la imagen y asigne el orden.</w:t>
-      </w:r>
+      <w:r/>
     </w:p>
     <w:p>
       <w:pPr>
@@ -2242,27 +2411,50 @@
         <w:rPr>
           <w:b/>
         </w:rPr>
-        <w:t xml:space="preserve">Paso 3: </w:t>
+        <w:t>Paso 1: Abra Programas y pulse «Agregar».</w:t>
       </w:r>
-      <w:r>
-        <w:t>Guarde y active; revise el resultado en /entornos-viales.</w:t>
-      </w:r>
+      <w:r/>
     </w:p>
     <w:p>
+      <w:pPr>
+        <w:pStyle w:val="ListNumber"/>
+      </w:pPr>
       <w:r>
         <w:rPr>
           <w:i/>
           <w:color w:val="5A6A7A"/>
         </w:rPr>
-        <w:t>[Captura de pantalla: Gestión de entornos viales]</w:t>
+        <w:t>Paso 2: Complete el nombre (obligatorio) y la descripción.</w:t>
       </w:r>
     </w:p>
     <w:p>
       <w:pPr>
+        <w:pStyle w:val="ListNumber"/>
+      </w:pPr>
+      <w:r>
+        <w:t>Paso 3: (Opcional) Escriba un código personalizado o déjelo vacío para que se autogenere.</w:t>
+      </w:r>
+    </w:p>
+    <w:p>
+      <w:pPr>
+        <w:pStyle w:val="ListNumber"/>
+      </w:pPr>
+      <w:r>
+        <w:t>Paso 4: Guarde y, si quiere que sea visible, marque el estado activo.</w:t>
+      </w:r>
+    </w:p>
+    <w:p>
+      <w:pPr/>
+      <w:r>
+        <w:t>[Captura de pantalla: Gestión de Programas]</w:t>
+      </w:r>
+    </w:p>
+    <w:p>
+      <w:pPr>
         <w:pStyle w:val="Heading2"/>
       </w:pPr>
       <w:r>
-        <w:t>4.12 Pie de Página — Información y Redes Sociales</w:t>
+        <w:t>4.13 Pie de Página — Información y Redes Sociales</w:t>
       </w:r>
     </w:p>
     <w:p>
@@ -2358,7 +2550,7 @@
         <w:pStyle w:val="Heading2"/>
       </w:pPr>
       <w:r>
-        <w:t>4.13 Usuarios y Roles</w:t>
+        <w:t>4.14 Usuarios y Roles</w:t>
       </w:r>
     </w:p>
     <w:p>

--- a/manual-admin-panel.docx
+++ b/manual-admin-panel.docx
@@ -337,7 +337,223 @@
           <w:b w:val="0"/>
           <w:i w:val="0"/>
         </w:rPr>
-        <w:t>El panel se organiza en 14 módulos accesibles desde la barra lateral izquierda, de los cuales 3 son grupos desplegables (Comunicaciones, Publicaciones y Datos Abiertos):</w:t>
+        <w:t>El panel se organiza en 14 módulos accesibles desde la barra lateral izquierda, de los cuales 4 son grupos desplegables (Comunicaciones, Publicaciones, Analítica y Datos Abiertos):</w:t>
+      </w:r>
+    </w:p>
+    <w:p>
+      <w:pPr>
+        <w:pStyle w:val="ListBullet"/>
+        <w:ind w:left="0"/>
+      </w:pPr>
+      <w:r>
+        <w:t>Inicio (Dashboard)</w:t>
+      </w:r>
+    </w:p>
+    <w:p>
+      <w:pPr>
+        <w:pStyle w:val="ListBullet"/>
+        <w:ind w:left="0"/>
+      </w:pPr>
+      <w:r>
+        <w:t>Banners</w:t>
+      </w:r>
+    </w:p>
+    <w:p>
+      <w:pPr>
+        <w:pStyle w:val="ListBullet"/>
+        <w:ind w:left="0"/>
+      </w:pPr>
+      <w:r>
+        <w:t>Misión — Visión</w:t>
+      </w:r>
+    </w:p>
+    <w:p>
+      <w:pPr>
+        <w:pStyle w:val="ListBullet"/>
+        <w:ind w:left="0"/>
+      </w:pPr>
+      <w:r>
+        <w:t>Cifras</w:t>
+      </w:r>
+    </w:p>
+    <w:p>
+      <w:pPr>
+        <w:pStyle w:val="ListBullet"/>
+        <w:ind w:left="0"/>
+      </w:pPr>
+      <w:r>
+        <w:t>Regiones</w:t>
+      </w:r>
+    </w:p>
+    <w:p>
+      <w:pPr>
+        <w:pStyle w:val="ListBullet"/>
+        <w:ind w:left="0"/>
+      </w:pPr>
+      <w:r>
+        <w:t>Comunicaciones</w:t>
+      </w:r>
+    </w:p>
+    <w:p>
+      <w:pPr>
+        <w:pStyle w:val="ListBullet"/>
+        <w:ind w:left="709"/>
+      </w:pPr>
+      <w:r>
+        <w:t>Noticias</w:t>
+      </w:r>
+    </w:p>
+    <w:p>
+      <w:pPr>
+        <w:pStyle w:val="ListBullet"/>
+        <w:ind w:left="709"/>
+      </w:pPr>
+      <w:r>
+        <w:t>Notas de prensa</w:t>
+      </w:r>
+    </w:p>
+    <w:p>
+      <w:pPr>
+        <w:pStyle w:val="ListBullet"/>
+        <w:ind w:left="709"/>
+      </w:pPr>
+      <w:r>
+        <w:t>Eventos</w:t>
+      </w:r>
+    </w:p>
+    <w:p>
+      <w:pPr>
+        <w:pStyle w:val="ListBullet"/>
+        <w:ind w:left="0"/>
+      </w:pPr>
+      <w:r>
+        <w:t>Publicaciones</w:t>
+      </w:r>
+    </w:p>
+    <w:p>
+      <w:pPr>
+        <w:pStyle w:val="ListBullet"/>
+        <w:ind w:left="709"/>
+      </w:pPr>
+      <w:r>
+        <w:t>Contenidos</w:t>
+      </w:r>
+    </w:p>
+    <w:p>
+      <w:pPr>
+        <w:pStyle w:val="ListBullet"/>
+        <w:ind w:left="709"/>
+      </w:pPr>
+      <w:r>
+        <w:t>Revistas</w:t>
+      </w:r>
+    </w:p>
+    <w:p>
+      <w:pPr>
+        <w:pStyle w:val="ListBullet"/>
+        <w:ind w:left="0"/>
+      </w:pPr>
+      <w:r>
+        <w:t>Normas Legales</w:t>
+      </w:r>
+    </w:p>
+    <w:p>
+      <w:pPr>
+        <w:pStyle w:val="ListBullet"/>
+        <w:ind w:left="0"/>
+      </w:pPr>
+      <w:r>
+        <w:t>Analítica</w:t>
+      </w:r>
+    </w:p>
+    <w:p>
+      <w:pPr>
+        <w:pStyle w:val="ListBullet"/>
+        <w:ind w:left="709"/>
+      </w:pPr>
+      <w:r>
+        <w:t>Menú</w:t>
+      </w:r>
+    </w:p>
+    <w:p>
+      <w:pPr>
+        <w:pStyle w:val="ListBullet"/>
+        <w:ind w:left="709"/>
+      </w:pPr>
+      <w:r>
+        <w:t>Submenú</w:t>
+      </w:r>
+    </w:p>
+    <w:p>
+      <w:pPr>
+        <w:pStyle w:val="ListBullet"/>
+        <w:ind w:left="0"/>
+      </w:pPr>
+      <w:r>
+        <w:t>Popup</w:t>
+      </w:r>
+    </w:p>
+    <w:p>
+      <w:pPr>
+        <w:pStyle w:val="ListBullet"/>
+        <w:ind w:left="0"/>
+      </w:pPr>
+      <w:r>
+        <w:t>Datos Abiertos</w:t>
+      </w:r>
+    </w:p>
+    <w:p>
+      <w:pPr>
+        <w:pStyle w:val="ListBullet"/>
+        <w:ind w:left="709"/>
+      </w:pPr>
+      <w:r>
+        <w:t>Datos</w:t>
+      </w:r>
+    </w:p>
+    <w:p>
+      <w:pPr>
+        <w:pStyle w:val="ListBullet"/>
+        <w:ind w:left="709"/>
+      </w:pPr>
+      <w:r>
+        <w:t>Categorías</w:t>
+      </w:r>
+    </w:p>
+    <w:p>
+      <w:pPr>
+        <w:pStyle w:val="ListBullet"/>
+        <w:ind w:left="709"/>
+      </w:pPr>
+      <w:r>
+        <w:t>Tipos</w:t>
+      </w:r>
+    </w:p>
+    <w:p>
+      <w:pPr>
+        <w:pStyle w:val="ListBullet"/>
+        <w:ind w:left="0"/>
+      </w:pPr>
+      <w:r>
+        <w:t>Programas</w:t>
+      </w:r>
+    </w:p>
+    <w:p>
+      <w:pPr>
+        <w:pStyle w:val="ListBullet"/>
+        <w:ind w:left="0"/>
+      </w:pPr>
+      <w:r>
+        <w:t>Pie de página</w:t>
+      </w:r>
+    </w:p>
+    <w:p>
+      <w:pPr>
+        <w:pStyle w:val="ListBullet"/>
+        <w:ind w:left="0"/>
+      </w:pPr>
+      <w:r>
+        <w:t>Usuarios</w:t>
       </w:r>
     </w:p>
     <w:tbl>
@@ -455,12 +671,60 @@
             <w:tcW w:type="dxa" w:w="576"/>
           </w:tcPr>
           <w:p>
-            <w:r/>
+            <w:r>
+              <w:t>2</w:t>
+            </w:r>
             <w:r>
               <w:rPr>
                 <w:sz w:val="20"/>
               </w:rPr>
-              <w:t>2</w:t>
+            </w:r>
+          </w:p>
+        </w:tc>
+        <w:tc>
+          <w:tcPr>
+            <w:tcW w:type="dxa" w:w="2736"/>
+          </w:tcPr>
+          <w:p>
+            <w:r>
+              <w:t>Banners</w:t>
+            </w:r>
+            <w:r>
+              <w:rPr>
+                <w:sz w:val="20"/>
+              </w:rPr>
+            </w:r>
+          </w:p>
+        </w:tc>
+        <w:tc>
+          <w:tcPr>
+            <w:tcW w:type="dxa" w:w="5328"/>
+          </w:tcPr>
+          <w:p>
+            <w:r>
+              <w:t>Carrusel bilingüe de la página de inicio (kicker, título, párrafo, botones e imagen)</w:t>
+            </w:r>
+            <w:r>
+              <w:rPr>
+                <w:sz w:val="20"/>
+              </w:rPr>
+            </w:r>
+          </w:p>
+        </w:tc>
+      </w:tr>
+      <w:tr>
+        <w:tc>
+          <w:tcPr>
+            <w:tcW w:type="dxa" w:w="576"/>
+          </w:tcPr>
+          <w:p>
+            <w:r>
+              <w:t>3</w:t>
+            </w:r>
+            <w:r>
+              <w:rPr>
+                <w:sz w:val="20"/>
+              </w:rPr>
             </w:r>
           </w:p>
         </w:tc>
@@ -499,12 +763,13 @@
             <w:tcW w:type="dxa" w:w="576"/>
           </w:tcPr>
           <w:p>
-            <w:r/>
+            <w:r>
+              <w:t>4</w:t>
+            </w:r>
             <w:r>
               <w:rPr>
                 <w:sz w:val="20"/>
               </w:rPr>
-              <w:t>3</w:t>
             </w:r>
           </w:p>
         </w:tc>
@@ -543,12 +808,13 @@
             <w:tcW w:type="dxa" w:w="576"/>
           </w:tcPr>
           <w:p>
-            <w:r/>
+            <w:r>
+              <w:t>5</w:t>
+            </w:r>
             <w:r>
               <w:rPr>
                 <w:sz w:val="20"/>
               </w:rPr>
-              <w:t>4</w:t>
             </w:r>
           </w:p>
         </w:tc>
@@ -587,12 +853,13 @@
             <w:tcW w:type="dxa" w:w="576"/>
           </w:tcPr>
           <w:p>
-            <w:r/>
+            <w:r>
+              <w:t>6</w:t>
+            </w:r>
             <w:r>
               <w:rPr>
                 <w:sz w:val="20"/>
               </w:rPr>
-              <w:t>5</w:t>
             </w:r>
           </w:p>
         </w:tc>
@@ -631,12 +898,13 @@
             <w:tcW w:type="dxa" w:w="576"/>
           </w:tcPr>
           <w:p>
-            <w:r/>
+            <w:r>
+              <w:t>7</w:t>
+            </w:r>
             <w:r>
               <w:rPr>
                 <w:sz w:val="20"/>
               </w:rPr>
-              <w:t>6</w:t>
             </w:r>
           </w:p>
         </w:tc>
@@ -659,12 +927,13 @@
             <w:tcW w:type="dxa" w:w="5328"/>
           </w:tcPr>
           <w:p>
-            <w:r/>
+            <w:r>
+              <w:t>Contenidos (posts), revistas y tipos</w:t>
+            </w:r>
             <w:r>
               <w:rPr>
                 <w:sz w:val="20"/>
               </w:rPr>
-              <w:t>Contenidos (posts), revistas y temas</w:t>
             </w:r>
           </w:p>
         </w:tc>
@@ -675,12 +944,13 @@
             <w:tcW w:type="dxa" w:w="576"/>
           </w:tcPr>
           <w:p>
-            <w:r/>
+            <w:r>
+              <w:t>8</w:t>
+            </w:r>
             <w:r>
               <w:rPr>
                 <w:sz w:val="20"/>
               </w:rPr>
-              <w:t>7</w:t>
             </w:r>
           </w:p>
         </w:tc>
@@ -719,12 +989,13 @@
             <w:tcW w:type="dxa" w:w="576"/>
           </w:tcPr>
           <w:p>
-            <w:r/>
+            <w:r>
+              <w:t>9</w:t>
+            </w:r>
             <w:r>
               <w:rPr>
                 <w:sz w:val="20"/>
               </w:rPr>
-              <w:t>8</w:t>
             </w:r>
           </w:p>
         </w:tc>
@@ -763,12 +1034,13 @@
             <w:tcW w:type="dxa" w:w="576"/>
           </w:tcPr>
           <w:p>
-            <w:r/>
+            <w:r>
+              <w:t>10</w:t>
+            </w:r>
             <w:r>
               <w:rPr>
                 <w:sz w:val="20"/>
               </w:rPr>
-              <w:t>9</w:t>
             </w:r>
           </w:p>
         </w:tc>
@@ -807,12 +1079,13 @@
             <w:tcW w:type="dxa" w:w="576"/>
           </w:tcPr>
           <w:p>
-            <w:r/>
+            <w:r>
+              <w:t>11</w:t>
+            </w:r>
             <w:r>
               <w:rPr>
                 <w:sz w:val="20"/>
               </w:rPr>
-              <w:t>10</w:t>
             </w:r>
           </w:p>
         </w:tc>
@@ -851,12 +1124,13 @@
             <w:tcW w:type="dxa" w:w="576"/>
           </w:tcPr>
           <w:p>
-            <w:r/>
+            <w:r>
+              <w:t>12</w:t>
+            </w:r>
             <w:r>
               <w:rPr>
                 <w:sz w:val="20"/>
               </w:rPr>
-              <w:t>11</w:t>
             </w:r>
           </w:p>
         </w:tc>
@@ -879,12 +1153,13 @@
             <w:tcW w:type="dxa" w:w="5328"/>
           </w:tcPr>
           <w:p>
-            <w:r/>
+            <w:r>
+              <w:t>Programas institucionales (código, nombre, descripción, activo)</w:t>
+            </w:r>
             <w:r>
               <w:rPr>
                 <w:sz w:val="20"/>
               </w:rPr>
-              <w:t>Tarjetas de entornos viales</w:t>
             </w:r>
           </w:p>
         </w:tc>
@@ -895,12 +1170,13 @@
             <w:tcW w:type="dxa" w:w="576"/>
           </w:tcPr>
           <w:p>
-            <w:r/>
+            <w:r>
+              <w:t>13</w:t>
+            </w:r>
             <w:r>
               <w:rPr>
                 <w:sz w:val="20"/>
               </w:rPr>
-              <w:t>12</w:t>
             </w:r>
           </w:p>
         </w:tc>
@@ -939,12 +1215,13 @@
             <w:tcW w:type="dxa" w:w="576"/>
           </w:tcPr>
           <w:p>
-            <w:r/>
+            <w:r>
+              <w:t>14</w:t>
+            </w:r>
             <w:r>
               <w:rPr>
                 <w:sz w:val="20"/>
               </w:rPr>
-              <w:t>13</w:t>
             </w:r>
           </w:p>
         </w:tc>
@@ -978,7 +1255,6 @@
         </w:tc>
       </w:tr>
     </w:tbl>
-    <w:p/>
     <w:p>
       <w:pPr>
         <w:pStyle w:val="Heading2"/>

--- a/manual-admin-panel.docx
+++ b/manual-admin-panel.docx
@@ -66,11 +66,7 @@
         <w:jc w:val="center"/>
       </w:pPr>
       <w:r>
-        <w:rPr>
-          <w:color w:val="5A6A7A"/>
-          <w:sz w:val="24"/>
-        </w:rPr>
-        <w:t>Versión 1.1 — 05/08/2026</w:t>
+        <w:t>Versión 1.2 — 11/08/2026</w:t>
       </w:r>
     </w:p>
     <w:p>
@@ -139,11 +135,7 @@
     </w:p>
     <w:p>
       <w:r>
-        <w:rPr>
-          <w:b w:val="0"/>
-          <w:i w:val="0"/>
-        </w:rPr>
-        <w:t>El Panel de Administración del portal ONSV permite al equipo editor gestionar el contenido público del sitio: cifras, banners, regiones, eventos, noticias, publicaciones, revistas, normas legales, analítica, datos abiertos, entornos viales, pie de página, popup y usuarios. Fue desarrollado como una aplicación web (React + TypeScript) montada sobre el mismo servidor Express del portal.</w:t>
+        <w:t>El Panel de Administración del portal ONSV permite al equipo editor gestionar el contenido público del sitio: cifras, banners, regiones, eventos, noticias, publicaciones, revistas, normas legales, analítica, datos abiertos, entornos viales, YouTube, programas, pie de página, popup y usuarios. Fue desarrollado como una aplicación web (React + TypeScript) montada sobre el mismo servidor Express del portal.</w:t>
       </w:r>
     </w:p>
     <w:p>
@@ -276,11 +268,7 @@
     </w:p>
     <w:p>
       <w:r>
-        <w:rPr>
-          <w:b w:val="0"/>
-          <w:i/>
-        </w:rPr>
-        <w:t>La contraseña se almacena cifrada (AES) en la base de datos; no es posible recuperarla en texto plano. Ante olvido, un administrador debe restablecerla desde el módulo Usuarios.</w:t>
+        <w:t>Las contraseñas nuevas se almacenan mediante bcrypt; las credenciales AES heredadas se migran transparentemente a bcrypt al iniciar sesión. No es posible recuperar una contraseña en texto plano. Ante olvido, un administrador debe restablecerla desde el módulo Usuarios.</w:t>
       </w:r>
     </w:p>
     <w:p>
@@ -333,11 +321,7 @@
     </w:p>
     <w:p>
       <w:r>
-        <w:rPr>
-          <w:b w:val="0"/>
-          <w:i w:val="0"/>
-        </w:rPr>
-        <w:t>El panel se organiza en 14 módulos accesibles desde la barra lateral izquierda, de los cuales 4 son grupos desplegables (Comunicaciones, Publicaciones, Analítica y Datos Abiertos):</w:t>
+        <w:t>El panel se organiza en 15 módulos principales accesibles desde la barra lateral izquierda, de los cuales 4 son grupos desplegables (Comunicaciones, Publicaciones, Analítica y Datos Abiertos):</w:t>
       </w:r>
     </w:p>
     <w:p>
@@ -491,6 +475,14 @@
       </w:pPr>
       <w:r>
         <w:t>Popup</w:t>
+      </w:r>
+    </w:p>
+    <w:p>
+      <w:pPr>
+        <w:pStyle w:val="ListBullet"/>
+      </w:pPr>
+      <w:r>
+        <w:t>YouTube</w:t>
       </w:r>
     </w:p>
     <w:p>
@@ -1254,6 +1246,38 @@
           </w:p>
         </w:tc>
       </w:tr>
+      <w:tr>
+        <w:tc>
+          <w:tcPr>
+            <w:tcW w:type="dxa" w:w="3216"/>
+          </w:tcPr>
+          <w:p>
+            <w:r>
+              <w:t>15</w:t>
+            </w:r>
+          </w:p>
+        </w:tc>
+        <w:tc>
+          <w:tcPr>
+            <w:tcW w:type="dxa" w:w="3216"/>
+          </w:tcPr>
+          <w:p>
+            <w:r>
+              <w:t>YouTube</w:t>
+            </w:r>
+          </w:p>
+        </w:tc>
+        <w:tc>
+          <w:tcPr>
+            <w:tcW w:type="dxa" w:w="3216"/>
+          </w:tcPr>
+          <w:p>
+            <w:r>
+              <w:t>Videos administrables para Home, Webinars y Capacitaciones</w:t>
+            </w:r>
+          </w:p>
+        </w:tc>
+      </w:tr>
     </w:tbl>
     <w:p>
       <w:pPr>
@@ -1276,7 +1300,7 @@
         <w:pStyle w:val="ListBullet"/>
       </w:pPr>
       <w:r>
-        <w:t>Cada creación, edición o eliminación en el panel queda registrada automáticamente.</w:t>
+        <w:t>Cada creación, edición o eliminación en el panel queda registrada automáticamente. También se registran los cambios de estado y orden cuando corresponde.</w:t>
       </w:r>
     </w:p>
     <w:p>
@@ -2652,7 +2676,7 @@
         <w:pStyle w:val="ListBullet"/>
       </w:pPr>
       <w:r>
-        <w:t>Campos: código (autogenerado por slug si se deja vacío), nombre (obligatorio) y descripción.</w:t>
+        <w:t>Campos: código (autogenerado por slug si se deja vacío), nombre (obligatorio) y enlace web.</w:t>
       </w:r>
     </w:p>
     <w:p>
@@ -2696,11 +2720,7 @@
         <w:pStyle w:val="ListNumber"/>
       </w:pPr>
       <w:r>
-        <w:rPr>
-          <w:i/>
-          <w:color w:val="5A6A7A"/>
-        </w:rPr>
-        <w:t>Paso 2: Complete el nombre (obligatorio) y la descripción.</w:t>
+        <w:t>Paso 2: Complete el nombre (obligatorio) y, si corresponde, el enlace web.</w:t>
       </w:r>
     </w:p>
     <w:p>
@@ -2947,18 +2967,15 @@
     </w:p>
     <w:p>
       <w:pPr>
-        <w:pStyle w:val="Heading1"/>
-      </w:pPr>
-      <w:r>
-        <w:t>5. Buenas prácticas</w:t>
+        <w:pStyle w:val="Heading2"/>
+      </w:pPr>
+      <w:r>
+        <w:t>4.15 YouTube</w:t>
       </w:r>
     </w:p>
     <w:p>
-      <w:pPr>
-        <w:pStyle w:val="ListBullet"/>
-      </w:pPr>
-      <w:r>
-        <w:t>Compruebe los cambios en el portal público tras cada guardado.</w:t>
+      <w:r>
+        <w:t>Permite administrar los videos que aparecen en la página de inicio, Webinars y Capacitaciones.</w:t>
       </w:r>
     </w:p>
     <w:p>
@@ -2966,7 +2983,7 @@
         <w:pStyle w:val="ListBullet"/>
       </w:pPr>
       <w:r>
-        <w:t>Use el estado activo/inactivo en lugar de eliminar contenido que pueda reutilizarse.</w:t>
+        <w:t>Use las pestañas Home, Webinars o Capacitaciones para trabajar con una sección específica.</w:t>
       </w:r>
     </w:p>
     <w:p>
@@ -2974,7 +2991,7 @@
         <w:pStyle w:val="ListBullet"/>
       </w:pPr>
       <w:r>
-        <w:t>Evite subir imágenes muy pesadas; la subida admite hasta 50 MB pero se recomienda optimizar.</w:t>
+        <w:t>Cada video admite título, descripción opcional y URL de YouTube.</w:t>
       </w:r>
     </w:p>
     <w:p>
@@ -2982,7 +2999,7 @@
         <w:pStyle w:val="ListBullet"/>
       </w:pPr>
       <w:r>
-        <w:t>Revise la actividad reciente del Dashboard para auditar los cambios del equipo.</w:t>
+        <w:t>El sistema valida los formatos youtu.be/ID, watch?v=ID, embed/ID y shorts/ID.</w:t>
       </w:r>
     </w:p>
     <w:p>
@@ -2990,15 +3007,181 @@
         <w:pStyle w:val="ListBullet"/>
       </w:pPr>
       <w:r>
-        <w:t>No comparta credenciales; cada editor debe tener su propio usuario.</w:t>
+        <w:t>La miniatura se obtiene automáticamente a partir del identificador del video y se muestra una vista previa antes de guardar.</w:t>
       </w:r>
     </w:p>
     <w:p>
       <w:pPr>
+        <w:pStyle w:val="ListBullet"/>
+      </w:pPr>
+      <w:r>
+        <w:t>Puede crear, editar o eliminar videos; el contenido se refleja en la sección pública correspondiente.</w:t>
+      </w:r>
+    </w:p>
+    <w:p>
+      <w:r>
+        <w:t>Paso 1: Abra YouTube y seleccione la sección pública que desea administrar.</w:t>
+      </w:r>
+    </w:p>
+    <w:p>
+      <w:r>
+        <w:t>Paso 2: Pulse Agregar o edite un registro existente; complete la URL válida y los textos.</w:t>
+      </w:r>
+    </w:p>
+    <w:p>
+      <w:r>
+        <w:t>Paso 3: Guarde y verifique el video en la página de inicio, /webinars o /capacitaciones.</w:t>
+      </w:r>
+    </w:p>
+    <w:p>
+      <w:pPr>
+        <w:pStyle w:val="Heading2"/>
+      </w:pPr>
+      <w:r>
+        <w:t>4.16 Cambios recientes de la página pública</w:t>
+      </w:r>
+    </w:p>
+    <w:p>
+      <w:r>
+        <w:t>Los cambios del panel se reflejan en estas áreas públicas:</w:t>
+      </w:r>
+    </w:p>
+    <w:p>
+      <w:pPr>
+        <w:pStyle w:val="ListBullet"/>
+      </w:pPr>
+      <w:r>
+        <w:t>/programas/orientacion-victimas: orientación bilingüe para víctimas, guía de denuncia y seguimiento, información SOAT y enlaces de apoyo.</w:t>
+      </w:r>
+    </w:p>
+    <w:p>
+      <w:pPr>
+        <w:pStyle w:val="ListBullet"/>
+      </w:pPr>
+      <w:r>
+        <w:t>/webinars y /capacitaciones: video, título, descripción y enlace para mirar en YouTube.</w:t>
+      </w:r>
+    </w:p>
+    <w:p>
+      <w:pPr>
+        <w:pStyle w:val="ListBullet"/>
+      </w:pPr>
+      <w:r>
+        <w:t>Inicio: banners bilingües, videos de YouTube, programas activos y componentes tecnológicos con enlaces.</w:t>
+      </w:r>
+    </w:p>
+    <w:p>
+      <w:pPr>
         <w:pStyle w:val="Heading1"/>
       </w:pPr>
       <w:r>
+        <w:t>5. Buenas prácticas</w:t>
+      </w:r>
+    </w:p>
+    <w:p>
+      <w:pPr>
+        <w:pStyle w:val="ListBullet"/>
+      </w:pPr>
+      <w:r>
+        <w:t>Compruebe los cambios en el portal público tras cada guardado.</w:t>
+      </w:r>
+    </w:p>
+    <w:p>
+      <w:pPr>
+        <w:pStyle w:val="ListBullet"/>
+      </w:pPr>
+      <w:r>
+        <w:t>Use el estado activo/inactivo en lugar de eliminar contenido que pueda reutilizarse.</w:t>
+      </w:r>
+    </w:p>
+    <w:p>
+      <w:pPr>
+        <w:pStyle w:val="ListBullet"/>
+      </w:pPr>
+      <w:r>
+        <w:t>Evite subir imágenes muy pesadas; la subida admite hasta 50 MB pero se recomienda optimizar.</w:t>
+      </w:r>
+    </w:p>
+    <w:p>
+      <w:pPr>
+        <w:pStyle w:val="ListBullet"/>
+      </w:pPr>
+      <w:r>
+        <w:t>Revise la actividad reciente del Dashboard para auditar los cambios del equipo.</w:t>
+      </w:r>
+    </w:p>
+    <w:p>
+      <w:pPr>
+        <w:pStyle w:val="ListBullet"/>
+      </w:pPr>
+      <w:r>
+        <w:t>No comparta credenciales; cada editor debe tener su propio usuario.</w:t>
+      </w:r>
+    </w:p>
+    <w:p>
+      <w:pPr>
+        <w:pStyle w:val="Heading1"/>
+      </w:pPr>
+      <w:r>
         <w:t>6. Solución de problemas comunes</w:t>
+      </w:r>
+    </w:p>
+    <w:p/>
+    <w:p>
+      <w:r>
+        <w:rPr>
+          <w:b w:val="0"/>
+          <w:i w:val="0"/>
+          <w:sz w:val="12"/>
+        </w:rPr>
+      </w:r>
+    </w:p>
+    <w:p>
+      <w:r/>
+    </w:p>
+    <w:p>
+      <w:pPr>
+        <w:pStyle w:val="Heading2"/>
+      </w:pPr>
+      <w:r>
+        <w:t>7. Seguridad y publicacion</w:t>
+      </w:r>
+    </w:p>
+    <w:p>
+      <w:pPr>
+        <w:pStyle w:val="ListBullet"/>
+      </w:pPr>
+      <w:r>
+        <w:t>Verifique que los enlaces externos usen HTTPS cuando corresponda.</w:t>
+      </w:r>
+    </w:p>
+    <w:p>
+      <w:pPr>
+        <w:pStyle w:val="ListBullet"/>
+      </w:pPr>
+      <w:r>
+        <w:t>No coloque contraseñas, claves de API ni tokens en campos del panel; use la configuración del servidor.</w:t>
+      </w:r>
+    </w:p>
+    <w:p>
+      <w:pPr>
+        <w:pStyle w:val="ListBullet"/>
+      </w:pPr>
+      <w:r>
+        <w:t>Después de cambios en banners, videos o programas, valide la vista pública en una ventana privada o recargando la página.</w:t>
+      </w:r>
+    </w:p>
+    <w:p>
+      <w:pPr>
+        <w:pStyle w:val="ListBullet"/>
+      </w:pPr>
+      <w:r>
+        <w:t>Las subidas siguen las extensiones y límites definidos por el módulo; si un archivo es rechazado, revise formato y tamaño.</w:t>
+      </w:r>
+    </w:p>
+    <w:p>
+      <w:r>
+        <w:t>Fin del manual. Para dudas técnicas consulte al administrador del sistema.</w:t>
       </w:r>
     </w:p>
     <w:tbl>
@@ -3287,25 +3470,6 @@
         </w:tc>
       </w:tr>
     </w:tbl>
-    <w:p/>
-    <w:p>
-      <w:r>
-        <w:rPr>
-          <w:b w:val="0"/>
-          <w:i w:val="0"/>
-          <w:sz w:val="12"/>
-        </w:rPr>
-      </w:r>
-    </w:p>
-    <w:p>
-      <w:r>
-        <w:rPr>
-          <w:i/>
-          <w:color w:val="5A6A7A"/>
-        </w:rPr>
-        <w:t>Fin del manual. Para dudas técnicas consulte al administrador del sistema.</w:t>
-      </w:r>
-    </w:p>
     <w:sectPr>
       <w:pgSz w:w="12240" w:h="15840"/>
       <w:pgMar w:top="1152" w:right="1296" w:bottom="1152" w:left="1296" w:header="720" w:footer="720" w:gutter="0"/>

--- a/manual-admin-panel.docx
+++ b/manual-admin-panel.docx
@@ -66,7 +66,7 @@
         <w:jc w:val="center"/>
       </w:pPr>
       <w:r>
-        <w:t>Versión 1.2 — 11/08/2026</w:t>
+        <w:t>Versión 1.3 — 13/08/2026</w:t>
       </w:r>
     </w:p>
     <w:p>
@@ -135,7 +135,7 @@
     </w:p>
     <w:p>
       <w:r>
-        <w:t>El Panel de Administración del portal ONSV permite al equipo editor gestionar el contenido público del sitio: cifras, banners, regiones, eventos, noticias, publicaciones, revistas, normas legales, analítica, datos abiertos, entornos viales, YouTube, programas, pie de página, popup y usuarios. Fue desarrollado como una aplicación web (React + TypeScript) montada sobre el mismo servidor Express del portal.</w:t>
+        <w:t>El Panel de Administración del portal ONSV permite al equipo editor gestionar el contenido público del sitio: cifras, banners, regiones, eventos, noticias, publicaciones, revistas, normas legales, analítica, datos abiertos, entornos viales, YouTube, programas, pie de página, popup, menú del sitio, accesos rápidos y usuarios. Fue desarrollado como una aplicación web (React + TypeScript) montada sobre el mismo servidor Express del portal.</w:t>
       </w:r>
     </w:p>
     <w:p>
@@ -321,13 +321,12 @@
     </w:p>
     <w:p>
       <w:r>
-        <w:t>El panel se organiza en 15 módulos principales accesibles desde la barra lateral izquierda, de los cuales 4 son grupos desplegables (Comunicaciones, Publicaciones, Analítica y Datos Abiertos):</w:t>
+        <w:t>El panel se organiza en módulos principales accesibles desde la barra lateral izquierda, de los cuales 4 son grupos desplegables (Comunicaciones, Publicaciones, Analítica y Datos Abiertos):</w:t>
       </w:r>
     </w:p>
     <w:p>
       <w:pPr>
         <w:pStyle w:val="ListBullet"/>
-        <w:ind w:left="0"/>
       </w:pPr>
       <w:r>
         <w:t>Inicio (Dashboard)</w:t>
@@ -336,7 +335,14 @@
     <w:p>
       <w:pPr>
         <w:pStyle w:val="ListBullet"/>
-        <w:ind w:left="0"/>
+      </w:pPr>
+      <w:r>
+        <w:t>Menú del sitio</w:t>
+      </w:r>
+    </w:p>
+    <w:p>
+      <w:pPr>
+        <w:pStyle w:val="ListBullet"/>
       </w:pPr>
       <w:r>
         <w:t>Banners</w:t>
@@ -345,16 +351,30 @@
     <w:p>
       <w:pPr>
         <w:pStyle w:val="ListBullet"/>
-        <w:ind w:left="0"/>
-      </w:pPr>
-      <w:r>
-        <w:t>Misión — Visión</w:t>
+      </w:pPr>
+      <w:r>
+        <w:t>Accesos Rápidos</w:t>
       </w:r>
     </w:p>
     <w:p>
       <w:pPr>
         <w:pStyle w:val="ListBullet"/>
-        <w:ind w:left="0"/>
+      </w:pPr>
+      <w:r>
+        <w:t>YouTube</w:t>
+      </w:r>
+    </w:p>
+    <w:p>
+      <w:pPr>
+        <w:pStyle w:val="ListBullet"/>
+      </w:pPr>
+      <w:r>
+        <w:t>Quienes Somos</w:t>
+      </w:r>
+    </w:p>
+    <w:p>
+      <w:pPr>
+        <w:pStyle w:val="ListBullet"/>
       </w:pPr>
       <w:r>
         <w:t>Cifras</w:t>
@@ -363,7 +383,6 @@
     <w:p>
       <w:pPr>
         <w:pStyle w:val="ListBullet"/>
-        <w:ind w:left="0"/>
       </w:pPr>
       <w:r>
         <w:t>Regiones</w:t>
@@ -372,7 +391,6 @@
     <w:p>
       <w:pPr>
         <w:pStyle w:val="ListBullet"/>
-        <w:ind w:left="0"/>
       </w:pPr>
       <w:r>
         <w:t>Comunicaciones</w:t>
@@ -381,34 +399,30 @@
     <w:p>
       <w:pPr>
         <w:pStyle w:val="ListBullet"/>
-        <w:ind w:left="709"/>
-      </w:pPr>
-      <w:r>
-        <w:t>Noticias</w:t>
+      </w:pPr>
+      <w:r>
+        <w:t>— Noticias</w:t>
       </w:r>
     </w:p>
     <w:p>
       <w:pPr>
         <w:pStyle w:val="ListBullet"/>
-        <w:ind w:left="709"/>
-      </w:pPr>
-      <w:r>
-        <w:t>Notas de prensa</w:t>
+      </w:pPr>
+      <w:r>
+        <w:t>— Notas de prensa</w:t>
       </w:r>
     </w:p>
     <w:p>
       <w:pPr>
         <w:pStyle w:val="ListBullet"/>
-        <w:ind w:left="709"/>
-      </w:pPr>
-      <w:r>
-        <w:t>Eventos</w:t>
+      </w:pPr>
+      <w:r>
+        <w:t>— Eventos</w:t>
       </w:r>
     </w:p>
     <w:p>
       <w:pPr>
         <w:pStyle w:val="ListBullet"/>
-        <w:ind w:left="0"/>
       </w:pPr>
       <w:r>
         <w:t>Publicaciones</w:t>
@@ -417,25 +431,22 @@
     <w:p>
       <w:pPr>
         <w:pStyle w:val="ListBullet"/>
-        <w:ind w:left="709"/>
-      </w:pPr>
-      <w:r>
-        <w:t>Contenidos</w:t>
+      </w:pPr>
+      <w:r>
+        <w:t>— Contenidos</w:t>
       </w:r>
     </w:p>
     <w:p>
       <w:pPr>
         <w:pStyle w:val="ListBullet"/>
-        <w:ind w:left="709"/>
-      </w:pPr>
-      <w:r>
-        <w:t>Revistas</w:t>
+      </w:pPr>
+      <w:r>
+        <w:t>— Revistas</w:t>
       </w:r>
     </w:p>
     <w:p>
       <w:pPr>
         <w:pStyle w:val="ListBullet"/>
-        <w:ind w:left="0"/>
       </w:pPr>
       <w:r>
         <w:t>Normas Legales</w:t>
@@ -444,7 +455,6 @@
     <w:p>
       <w:pPr>
         <w:pStyle w:val="ListBullet"/>
-        <w:ind w:left="0"/>
       </w:pPr>
       <w:r>
         <w:t>Analítica</w:t>
@@ -453,25 +463,22 @@
     <w:p>
       <w:pPr>
         <w:pStyle w:val="ListBullet"/>
-        <w:ind w:left="709"/>
-      </w:pPr>
-      <w:r>
-        <w:t>Menú</w:t>
+      </w:pPr>
+      <w:r>
+        <w:t>— Menú</w:t>
       </w:r>
     </w:p>
     <w:p>
       <w:pPr>
         <w:pStyle w:val="ListBullet"/>
-        <w:ind w:left="709"/>
-      </w:pPr>
-      <w:r>
-        <w:t>Submenú</w:t>
+      </w:pPr>
+      <w:r>
+        <w:t>— Submenú</w:t>
       </w:r>
     </w:p>
     <w:p>
       <w:pPr>
         <w:pStyle w:val="ListBullet"/>
-        <w:ind w:left="0"/>
       </w:pPr>
       <w:r>
         <w:t>Popup</w:t>
@@ -482,58 +489,52 @@
         <w:pStyle w:val="ListBullet"/>
       </w:pPr>
       <w:r>
-        <w:t>YouTube</w:t>
+        <w:t>Datos Abiertos</w:t>
       </w:r>
     </w:p>
     <w:p>
       <w:pPr>
         <w:pStyle w:val="ListBullet"/>
-        <w:ind w:left="0"/>
-      </w:pPr>
-      <w:r>
-        <w:t>Datos Abiertos</w:t>
+      </w:pPr>
+      <w:r>
+        <w:t>— Datos</w:t>
       </w:r>
     </w:p>
     <w:p>
       <w:pPr>
         <w:pStyle w:val="ListBullet"/>
-        <w:ind w:left="709"/>
-      </w:pPr>
-      <w:r>
-        <w:t>Datos</w:t>
+      </w:pPr>
+      <w:r>
+        <w:t>— Categorías</w:t>
       </w:r>
     </w:p>
     <w:p>
       <w:pPr>
         <w:pStyle w:val="ListBullet"/>
-        <w:ind w:left="709"/>
-      </w:pPr>
-      <w:r>
-        <w:t>Categorías</w:t>
+      </w:pPr>
+      <w:r>
+        <w:t>— Tipos</w:t>
       </w:r>
     </w:p>
     <w:p>
       <w:pPr>
         <w:pStyle w:val="ListBullet"/>
-        <w:ind w:left="709"/>
-      </w:pPr>
-      <w:r>
-        <w:t>Tipos</w:t>
+      </w:pPr>
+      <w:r>
+        <w:t>Programas</w:t>
       </w:r>
     </w:p>
     <w:p>
       <w:pPr>
         <w:pStyle w:val="ListBullet"/>
-        <w:ind w:left="0"/>
-      </w:pPr>
-      <w:r>
-        <w:t>Programas</w:t>
+      </w:pPr>
+      <w:r>
+        <w:t>Educación Vial</w:t>
       </w:r>
     </w:p>
     <w:p>
       <w:pPr>
         <w:pStyle w:val="ListBullet"/>
-        <w:ind w:left="0"/>
       </w:pPr>
       <w:r>
         <w:t>Pie de página</w:t>
@@ -542,7 +543,6 @@
     <w:p>
       <w:pPr>
         <w:pStyle w:val="ListBullet"/>
-        <w:ind w:left="0"/>
       </w:pPr>
       <w:r>
         <w:t>Usuarios</w:t>
@@ -616,632 +616,31 @@
       <w:tr>
         <w:tc>
           <w:tcPr>
-            <w:tcW w:type="dxa" w:w="576"/>
+            <w:tcW w:type="dxa" w:w="3216"/>
           </w:tcPr>
           <w:p>
-            <w:r/>
             <w:r>
-              <w:rPr>
-                <w:sz w:val="20"/>
-              </w:rPr>
               <w:t>1</w:t>
             </w:r>
           </w:p>
         </w:tc>
         <w:tc>
           <w:tcPr>
-            <w:tcW w:type="dxa" w:w="2736"/>
+            <w:tcW w:type="dxa" w:w="3216"/>
           </w:tcPr>
           <w:p>
-            <w:r/>
             <w:r>
-              <w:rPr>
-                <w:sz w:val="20"/>
-              </w:rPr>
               <w:t>Inicio (Dashboard)</w:t>
             </w:r>
           </w:p>
         </w:tc>
         <w:tc>
           <w:tcPr>
-            <w:tcW w:type="dxa" w:w="5328"/>
-          </w:tcPr>
-          <w:p>
-            <w:r/>
-            <w:r>
-              <w:rPr>
-                <w:sz w:val="20"/>
-              </w:rPr>
-              <w:t>Estadísticas y actividad reciente</w:t>
-            </w:r>
-          </w:p>
-        </w:tc>
-      </w:tr>
-      <w:tr>
-        <w:tc>
-          <w:tcPr>
-            <w:tcW w:type="dxa" w:w="576"/>
+            <w:tcW w:type="dxa" w:w="3216"/>
           </w:tcPr>
           <w:p>
             <w:r>
-              <w:t>2</w:t>
-            </w:r>
-            <w:r>
-              <w:rPr>
-                <w:sz w:val="20"/>
-              </w:rPr>
-            </w:r>
-          </w:p>
-        </w:tc>
-        <w:tc>
-          <w:tcPr>
-            <w:tcW w:type="dxa" w:w="2736"/>
-          </w:tcPr>
-          <w:p>
-            <w:r>
-              <w:t>Banners</w:t>
-            </w:r>
-            <w:r>
-              <w:rPr>
-                <w:sz w:val="20"/>
-              </w:rPr>
-            </w:r>
-          </w:p>
-        </w:tc>
-        <w:tc>
-          <w:tcPr>
-            <w:tcW w:type="dxa" w:w="5328"/>
-          </w:tcPr>
-          <w:p>
-            <w:r>
-              <w:t>Carrusel bilingüe de la página de inicio (kicker, título, párrafo, botones e imagen)</w:t>
-            </w:r>
-            <w:r>
-              <w:rPr>
-                <w:sz w:val="20"/>
-              </w:rPr>
-            </w:r>
-          </w:p>
-        </w:tc>
-      </w:tr>
-      <w:tr>
-        <w:tc>
-          <w:tcPr>
-            <w:tcW w:type="dxa" w:w="576"/>
-          </w:tcPr>
-          <w:p>
-            <w:r>
-              <w:t>3</w:t>
-            </w:r>
-            <w:r>
-              <w:rPr>
-                <w:sz w:val="20"/>
-              </w:rPr>
-            </w:r>
-          </w:p>
-        </w:tc>
-        <w:tc>
-          <w:tcPr>
-            <w:tcW w:type="dxa" w:w="2736"/>
-          </w:tcPr>
-          <w:p>
-            <w:r/>
-            <w:r>
-              <w:rPr>
-                <w:sz w:val="20"/>
-              </w:rPr>
-              <w:t>Misión–Visión</w:t>
-            </w:r>
-          </w:p>
-        </w:tc>
-        <w:tc>
-          <w:tcPr>
-            <w:tcW w:type="dxa" w:w="5328"/>
-          </w:tcPr>
-          <w:p>
-            <w:r/>
-            <w:r>
-              <w:rPr>
-                <w:sz w:val="20"/>
-              </w:rPr>
-              <w:t>Contenido bilingüe de la página Quiénes somos</w:t>
-            </w:r>
-          </w:p>
-        </w:tc>
-      </w:tr>
-      <w:tr>
-        <w:tc>
-          <w:tcPr>
-            <w:tcW w:type="dxa" w:w="576"/>
-          </w:tcPr>
-          <w:p>
-            <w:r>
-              <w:t>4</w:t>
-            </w:r>
-            <w:r>
-              <w:rPr>
-                <w:sz w:val="20"/>
-              </w:rPr>
-            </w:r>
-          </w:p>
-        </w:tc>
-        <w:tc>
-          <w:tcPr>
-            <w:tcW w:type="dxa" w:w="2736"/>
-          </w:tcPr>
-          <w:p>
-            <w:r/>
-            <w:r>
-              <w:rPr>
-                <w:sz w:val="20"/>
-              </w:rPr>
-              <w:t>Cifras</w:t>
-            </w:r>
-          </w:p>
-        </w:tc>
-        <w:tc>
-          <w:tcPr>
-            <w:tcW w:type="dxa" w:w="5328"/>
-          </w:tcPr>
-          <w:p>
-            <w:r/>
-            <w:r>
-              <w:rPr>
-                <w:sz w:val="20"/>
-              </w:rPr>
-              <w:t>Siniestros, lesionados, fallecidos, fuentes y porcentajes</w:t>
-            </w:r>
-          </w:p>
-        </w:tc>
-      </w:tr>
-      <w:tr>
-        <w:tc>
-          <w:tcPr>
-            <w:tcW w:type="dxa" w:w="576"/>
-          </w:tcPr>
-          <w:p>
-            <w:r>
-              <w:t>5</w:t>
-            </w:r>
-            <w:r>
-              <w:rPr>
-                <w:sz w:val="20"/>
-              </w:rPr>
-            </w:r>
-          </w:p>
-        </w:tc>
-        <w:tc>
-          <w:tcPr>
-            <w:tcW w:type="dxa" w:w="2736"/>
-          </w:tcPr>
-          <w:p>
-            <w:r/>
-            <w:r>
-              <w:rPr>
-                <w:sz w:val="20"/>
-              </w:rPr>
-              <w:t>Regiones</w:t>
-            </w:r>
-          </w:p>
-        </w:tc>
-        <w:tc>
-          <w:tcPr>
-            <w:tcW w:type="dxa" w:w="5328"/>
-          </w:tcPr>
-          <w:p>
-            <w:r/>
-            <w:r>
-              <w:rPr>
-                <w:sz w:val="20"/>
-              </w:rPr>
-              <w:t>Encargados y escudos de los 25 departamentos</w:t>
-            </w:r>
-          </w:p>
-        </w:tc>
-      </w:tr>
-      <w:tr>
-        <w:tc>
-          <w:tcPr>
-            <w:tcW w:type="dxa" w:w="576"/>
-          </w:tcPr>
-          <w:p>
-            <w:r>
-              <w:t>6</w:t>
-            </w:r>
-            <w:r>
-              <w:rPr>
-                <w:sz w:val="20"/>
-              </w:rPr>
-            </w:r>
-          </w:p>
-        </w:tc>
-        <w:tc>
-          <w:tcPr>
-            <w:tcW w:type="dxa" w:w="2736"/>
-          </w:tcPr>
-          <w:p>
-            <w:r/>
-            <w:r>
-              <w:rPr>
-                <w:sz w:val="20"/>
-              </w:rPr>
-              <w:t>Comunicaciones</w:t>
-            </w:r>
-          </w:p>
-        </w:tc>
-        <w:tc>
-          <w:tcPr>
-            <w:tcW w:type="dxa" w:w="5328"/>
-          </w:tcPr>
-          <w:p>
-            <w:r/>
-            <w:r>
-              <w:rPr>
-                <w:sz w:val="20"/>
-              </w:rPr>
-              <w:t>Eventos, noticias, notas de prensa</w:t>
-            </w:r>
-          </w:p>
-        </w:tc>
-      </w:tr>
-      <w:tr>
-        <w:tc>
-          <w:tcPr>
-            <w:tcW w:type="dxa" w:w="576"/>
-          </w:tcPr>
-          <w:p>
-            <w:r>
-              <w:t>7</w:t>
-            </w:r>
-            <w:r>
-              <w:rPr>
-                <w:sz w:val="20"/>
-              </w:rPr>
-            </w:r>
-          </w:p>
-        </w:tc>
-        <w:tc>
-          <w:tcPr>
-            <w:tcW w:type="dxa" w:w="2736"/>
-          </w:tcPr>
-          <w:p>
-            <w:r/>
-            <w:r>
-              <w:rPr>
-                <w:sz w:val="20"/>
-              </w:rPr>
-              <w:t>Publicaciones</w:t>
-            </w:r>
-          </w:p>
-        </w:tc>
-        <w:tc>
-          <w:tcPr>
-            <w:tcW w:type="dxa" w:w="5328"/>
-          </w:tcPr>
-          <w:p>
-            <w:r>
-              <w:t>Contenidos (posts), revistas y tipos</w:t>
-            </w:r>
-            <w:r>
-              <w:rPr>
-                <w:sz w:val="20"/>
-              </w:rPr>
-            </w:r>
-          </w:p>
-        </w:tc>
-      </w:tr>
-      <w:tr>
-        <w:tc>
-          <w:tcPr>
-            <w:tcW w:type="dxa" w:w="576"/>
-          </w:tcPr>
-          <w:p>
-            <w:r>
-              <w:t>8</w:t>
-            </w:r>
-            <w:r>
-              <w:rPr>
-                <w:sz w:val="20"/>
-              </w:rPr>
-            </w:r>
-          </w:p>
-        </w:tc>
-        <w:tc>
-          <w:tcPr>
-            <w:tcW w:type="dxa" w:w="2736"/>
-          </w:tcPr>
-          <w:p>
-            <w:r/>
-            <w:r>
-              <w:rPr>
-                <w:sz w:val="20"/>
-              </w:rPr>
-              <w:t>Normas Legales</w:t>
-            </w:r>
-          </w:p>
-        </w:tc>
-        <w:tc>
-          <w:tcPr>
-            <w:tcW w:type="dxa" w:w="5328"/>
-          </w:tcPr>
-          <w:p>
-            <w:r/>
-            <w:r>
-              <w:rPr>
-                <w:sz w:val="20"/>
-              </w:rPr>
-              <w:t>Publicaciones de normas legales</w:t>
-            </w:r>
-          </w:p>
-        </w:tc>
-      </w:tr>
-      <w:tr>
-        <w:tc>
-          <w:tcPr>
-            <w:tcW w:type="dxa" w:w="576"/>
-          </w:tcPr>
-          <w:p>
-            <w:r>
-              <w:t>9</w:t>
-            </w:r>
-            <w:r>
-              <w:rPr>
-                <w:sz w:val="20"/>
-              </w:rPr>
-            </w:r>
-          </w:p>
-        </w:tc>
-        <w:tc>
-          <w:tcPr>
-            <w:tcW w:type="dxa" w:w="2736"/>
-          </w:tcPr>
-          <w:p>
-            <w:r/>
-            <w:r>
-              <w:rPr>
-                <w:sz w:val="20"/>
-              </w:rPr>
-              <w:t>Analítica</w:t>
-            </w:r>
-          </w:p>
-        </w:tc>
-        <w:tc>
-          <w:tcPr>
-            <w:tcW w:type="dxa" w:w="5328"/>
-          </w:tcPr>
-          <w:p>
-            <w:r/>
-            <w:r>
-              <w:rPr>
-                <w:sz w:val="20"/>
-              </w:rPr>
-              <w:t>Menús y submenús (rutas PowerBI, video, PDF)</w:t>
-            </w:r>
-          </w:p>
-        </w:tc>
-      </w:tr>
-      <w:tr>
-        <w:tc>
-          <w:tcPr>
-            <w:tcW w:type="dxa" w:w="576"/>
-          </w:tcPr>
-          <w:p>
-            <w:r>
-              <w:t>10</w:t>
-            </w:r>
-            <w:r>
-              <w:rPr>
-                <w:sz w:val="20"/>
-              </w:rPr>
-            </w:r>
-          </w:p>
-        </w:tc>
-        <w:tc>
-          <w:tcPr>
-            <w:tcW w:type="dxa" w:w="2736"/>
-          </w:tcPr>
-          <w:p>
-            <w:r/>
-            <w:r>
-              <w:rPr>
-                <w:sz w:val="20"/>
-              </w:rPr>
-              <w:t>Popup</w:t>
-            </w:r>
-          </w:p>
-        </w:tc>
-        <w:tc>
-          <w:tcPr>
-            <w:tcW w:type="dxa" w:w="5328"/>
-          </w:tcPr>
-          <w:p>
-            <w:r/>
-            <w:r>
-              <w:rPr>
-                <w:sz w:val="20"/>
-              </w:rPr>
-              <w:t>Imagen, enlace y activación del aviso</w:t>
-            </w:r>
-          </w:p>
-        </w:tc>
-      </w:tr>
-      <w:tr>
-        <w:tc>
-          <w:tcPr>
-            <w:tcW w:type="dxa" w:w="576"/>
-          </w:tcPr>
-          <w:p>
-            <w:r>
-              <w:t>11</w:t>
-            </w:r>
-            <w:r>
-              <w:rPr>
-                <w:sz w:val="20"/>
-              </w:rPr>
-            </w:r>
-          </w:p>
-        </w:tc>
-        <w:tc>
-          <w:tcPr>
-            <w:tcW w:type="dxa" w:w="2736"/>
-          </w:tcPr>
-          <w:p>
-            <w:r/>
-            <w:r>
-              <w:rPr>
-                <w:sz w:val="20"/>
-              </w:rPr>
-              <w:t>Datos Abiertos</w:t>
-            </w:r>
-          </w:p>
-        </w:tc>
-        <w:tc>
-          <w:tcPr>
-            <w:tcW w:type="dxa" w:w="5328"/>
-          </w:tcPr>
-          <w:p>
-            <w:r/>
-            <w:r>
-              <w:rPr>
-                <w:sz w:val="20"/>
-              </w:rPr>
-              <w:t>Datasets, categorías y tipos de archivo</w:t>
-            </w:r>
-          </w:p>
-        </w:tc>
-      </w:tr>
-      <w:tr>
-        <w:tc>
-          <w:tcPr>
-            <w:tcW w:type="dxa" w:w="576"/>
-          </w:tcPr>
-          <w:p>
-            <w:r>
-              <w:t>12</w:t>
-            </w:r>
-            <w:r>
-              <w:rPr>
-                <w:sz w:val="20"/>
-              </w:rPr>
-            </w:r>
-          </w:p>
-        </w:tc>
-        <w:tc>
-          <w:tcPr>
-            <w:tcW w:type="dxa" w:w="2736"/>
-          </w:tcPr>
-          <w:p>
-            <w:r/>
-            <w:r>
-              <w:rPr>
-                <w:sz w:val="20"/>
-              </w:rPr>
-              <w:t>Programas</w:t>
-            </w:r>
-          </w:p>
-        </w:tc>
-        <w:tc>
-          <w:tcPr>
-            <w:tcW w:type="dxa" w:w="5328"/>
-          </w:tcPr>
-          <w:p>
-            <w:r>
-              <w:t>Programas institucionales (código, nombre, descripción, activo)</w:t>
-            </w:r>
-            <w:r>
-              <w:rPr>
-                <w:sz w:val="20"/>
-              </w:rPr>
-            </w:r>
-          </w:p>
-        </w:tc>
-      </w:tr>
-      <w:tr>
-        <w:tc>
-          <w:tcPr>
-            <w:tcW w:type="dxa" w:w="576"/>
-          </w:tcPr>
-          <w:p>
-            <w:r>
-              <w:t>13</w:t>
-            </w:r>
-            <w:r>
-              <w:rPr>
-                <w:sz w:val="20"/>
-              </w:rPr>
-            </w:r>
-          </w:p>
-        </w:tc>
-        <w:tc>
-          <w:tcPr>
-            <w:tcW w:type="dxa" w:w="2736"/>
-          </w:tcPr>
-          <w:p>
-            <w:r/>
-            <w:r>
-              <w:rPr>
-                <w:sz w:val="20"/>
-              </w:rPr>
-              <w:t>Pie de página</w:t>
-            </w:r>
-          </w:p>
-        </w:tc>
-        <w:tc>
-          <w:tcPr>
-            <w:tcW w:type="dxa" w:w="5328"/>
-          </w:tcPr>
-          <w:p>
-            <w:r/>
-            <w:r>
-              <w:rPr>
-                <w:sz w:val="20"/>
-              </w:rPr>
-              <w:t>Información del footer y redes sociales</w:t>
-            </w:r>
-          </w:p>
-        </w:tc>
-      </w:tr>
-      <w:tr>
-        <w:tc>
-          <w:tcPr>
-            <w:tcW w:type="dxa" w:w="576"/>
-          </w:tcPr>
-          <w:p>
-            <w:r>
-              <w:t>14</w:t>
-            </w:r>
-            <w:r>
-              <w:rPr>
-                <w:sz w:val="20"/>
-              </w:rPr>
-            </w:r>
-          </w:p>
-        </w:tc>
-        <w:tc>
-          <w:tcPr>
-            <w:tcW w:type="dxa" w:w="2736"/>
-          </w:tcPr>
-          <w:p>
-            <w:r/>
-            <w:r>
-              <w:rPr>
-                <w:sz w:val="20"/>
-              </w:rPr>
-              <w:t>Usuarios</w:t>
-            </w:r>
-          </w:p>
-        </w:tc>
-        <w:tc>
-          <w:tcPr>
-            <w:tcW w:type="dxa" w:w="5328"/>
-          </w:tcPr>
-          <w:p>
-            <w:r/>
-            <w:r>
-              <w:rPr>
-                <w:sz w:val="20"/>
-              </w:rPr>
-              <w:t>Usuarios y roles con permisos</w:t>
+              <w:t>Estadísticas y actividad reciente (logs en vivo)</w:t>
             </w:r>
           </w:p>
         </w:tc>
@@ -1253,7 +652,103 @@
           </w:tcPr>
           <w:p>
             <w:r>
-              <w:t>15</w:t>
+              <w:t>2</w:t>
+            </w:r>
+          </w:p>
+        </w:tc>
+        <w:tc>
+          <w:tcPr>
+            <w:tcW w:type="dxa" w:w="3216"/>
+          </w:tcPr>
+          <w:p>
+            <w:r>
+              <w:t>Menú del sitio</w:t>
+            </w:r>
+          </w:p>
+        </w:tc>
+        <w:tc>
+          <w:tcPr>
+            <w:tcW w:type="dxa" w:w="3216"/>
+          </w:tcPr>
+          <w:p>
+            <w:r>
+              <w:t>Subitems del navbar por sección e idioma (ES/EN)</w:t>
+            </w:r>
+          </w:p>
+        </w:tc>
+      </w:tr>
+      <w:tr>
+        <w:tc>
+          <w:tcPr>
+            <w:tcW w:type="dxa" w:w="3216"/>
+          </w:tcPr>
+          <w:p>
+            <w:r>
+              <w:t>3</w:t>
+            </w:r>
+          </w:p>
+        </w:tc>
+        <w:tc>
+          <w:tcPr>
+            <w:tcW w:type="dxa" w:w="3216"/>
+          </w:tcPr>
+          <w:p>
+            <w:r>
+              <w:t>Banners</w:t>
+            </w:r>
+          </w:p>
+        </w:tc>
+        <w:tc>
+          <w:tcPr>
+            <w:tcW w:type="dxa" w:w="3216"/>
+          </w:tcPr>
+          <w:p>
+            <w:r>
+              <w:t>Carrusel bilingüe de la página de inicio (kicker, título, párrafo, botones e imagen)</w:t>
+            </w:r>
+          </w:p>
+        </w:tc>
+      </w:tr>
+      <w:tr>
+        <w:tc>
+          <w:tcPr>
+            <w:tcW w:type="dxa" w:w="3216"/>
+          </w:tcPr>
+          <w:p>
+            <w:r>
+              <w:t>4</w:t>
+            </w:r>
+          </w:p>
+        </w:tc>
+        <w:tc>
+          <w:tcPr>
+            <w:tcW w:type="dxa" w:w="3216"/>
+          </w:tcPr>
+          <w:p>
+            <w:r>
+              <w:t>Accesos Rápidos</w:t>
+            </w:r>
+          </w:p>
+        </w:tc>
+        <w:tc>
+          <w:tcPr>
+            <w:tcW w:type="dxa" w:w="3216"/>
+          </w:tcPr>
+          <w:p>
+            <w:r>
+              <w:t>Tarjetas bilingües bajo el mapa de siniestros de la home (imagen, eyebrow, título, descripción, botón)</w:t>
+            </w:r>
+          </w:p>
+        </w:tc>
+      </w:tr>
+      <w:tr>
+        <w:tc>
+          <w:tcPr>
+            <w:tcW w:type="dxa" w:w="3216"/>
+          </w:tcPr>
+          <w:p>
+            <w:r>
+              <w:t>5</w:t>
             </w:r>
           </w:p>
         </w:tc>
@@ -1278,6 +773,422 @@
           </w:p>
         </w:tc>
       </w:tr>
+      <w:tr>
+        <w:tc>
+          <w:tcPr>
+            <w:tcW w:type="dxa" w:w="3216"/>
+          </w:tcPr>
+          <w:p>
+            <w:r>
+              <w:t>6</w:t>
+            </w:r>
+          </w:p>
+        </w:tc>
+        <w:tc>
+          <w:tcPr>
+            <w:tcW w:type="dxa" w:w="3216"/>
+          </w:tcPr>
+          <w:p>
+            <w:r>
+              <w:t>Quienes Somos</w:t>
+            </w:r>
+          </w:p>
+        </w:tc>
+        <w:tc>
+          <w:tcPr>
+            <w:tcW w:type="dxa" w:w="3216"/>
+          </w:tcPr>
+          <w:p>
+            <w:r>
+              <w:t>Contenido bilingüe de la página Quiénes somos (definición, misión, visión, valores, componentes)</w:t>
+            </w:r>
+          </w:p>
+        </w:tc>
+      </w:tr>
+      <w:tr>
+        <w:tc>
+          <w:tcPr>
+            <w:tcW w:type="dxa" w:w="3216"/>
+          </w:tcPr>
+          <w:p>
+            <w:r>
+              <w:t>7</w:t>
+            </w:r>
+          </w:p>
+        </w:tc>
+        <w:tc>
+          <w:tcPr>
+            <w:tcW w:type="dxa" w:w="3216"/>
+          </w:tcPr>
+          <w:p>
+            <w:r>
+              <w:t>Cifras</w:t>
+            </w:r>
+          </w:p>
+        </w:tc>
+        <w:tc>
+          <w:tcPr>
+            <w:tcW w:type="dxa" w:w="3216"/>
+          </w:tcPr>
+          <w:p>
+            <w:r>
+              <w:t>Siniestros, lesionados, fallecidos, fuentes y porcentajes</w:t>
+            </w:r>
+          </w:p>
+        </w:tc>
+      </w:tr>
+      <w:tr>
+        <w:tc>
+          <w:tcPr>
+            <w:tcW w:type="dxa" w:w="3216"/>
+          </w:tcPr>
+          <w:p>
+            <w:r>
+              <w:t>8</w:t>
+            </w:r>
+          </w:p>
+        </w:tc>
+        <w:tc>
+          <w:tcPr>
+            <w:tcW w:type="dxa" w:w="3216"/>
+          </w:tcPr>
+          <w:p>
+            <w:r>
+              <w:t>Regiones</w:t>
+            </w:r>
+          </w:p>
+        </w:tc>
+        <w:tc>
+          <w:tcPr>
+            <w:tcW w:type="dxa" w:w="3216"/>
+          </w:tcPr>
+          <w:p>
+            <w:r>
+              <w:t>Encargados y escudos de los 25 departamentos</w:t>
+            </w:r>
+          </w:p>
+        </w:tc>
+      </w:tr>
+      <w:tr>
+        <w:tc>
+          <w:tcPr>
+            <w:tcW w:type="dxa" w:w="3216"/>
+          </w:tcPr>
+          <w:p>
+            <w:r>
+              <w:t>9</w:t>
+            </w:r>
+          </w:p>
+        </w:tc>
+        <w:tc>
+          <w:tcPr>
+            <w:tcW w:type="dxa" w:w="3216"/>
+          </w:tcPr>
+          <w:p>
+            <w:r>
+              <w:t>Comunicaciones</w:t>
+            </w:r>
+          </w:p>
+        </w:tc>
+        <w:tc>
+          <w:tcPr>
+            <w:tcW w:type="dxa" w:w="3216"/>
+          </w:tcPr>
+          <w:p>
+            <w:r>
+              <w:t>Eventos, noticias y notas de prensa</w:t>
+            </w:r>
+          </w:p>
+        </w:tc>
+      </w:tr>
+      <w:tr>
+        <w:tc>
+          <w:tcPr>
+            <w:tcW w:type="dxa" w:w="3216"/>
+          </w:tcPr>
+          <w:p>
+            <w:r>
+              <w:t>10</w:t>
+            </w:r>
+          </w:p>
+        </w:tc>
+        <w:tc>
+          <w:tcPr>
+            <w:tcW w:type="dxa" w:w="3216"/>
+          </w:tcPr>
+          <w:p>
+            <w:r>
+              <w:t>Publicaciones</w:t>
+            </w:r>
+          </w:p>
+        </w:tc>
+        <w:tc>
+          <w:tcPr>
+            <w:tcW w:type="dxa" w:w="3216"/>
+          </w:tcPr>
+          <w:p>
+            <w:r>
+              <w:t>Contenidos (posts) y revistas con tipos</w:t>
+            </w:r>
+          </w:p>
+        </w:tc>
+      </w:tr>
+      <w:tr>
+        <w:tc>
+          <w:tcPr>
+            <w:tcW w:type="dxa" w:w="3216"/>
+          </w:tcPr>
+          <w:p>
+            <w:r>
+              <w:t>11</w:t>
+            </w:r>
+          </w:p>
+        </w:tc>
+        <w:tc>
+          <w:tcPr>
+            <w:tcW w:type="dxa" w:w="3216"/>
+          </w:tcPr>
+          <w:p>
+            <w:r>
+              <w:t>Normas Legales</w:t>
+            </w:r>
+          </w:p>
+        </w:tc>
+        <w:tc>
+          <w:tcPr>
+            <w:tcW w:type="dxa" w:w="3216"/>
+          </w:tcPr>
+          <w:p>
+            <w:r>
+              <w:t>Publicaciones de normas legales</w:t>
+            </w:r>
+          </w:p>
+        </w:tc>
+      </w:tr>
+      <w:tr>
+        <w:tc>
+          <w:tcPr>
+            <w:tcW w:type="dxa" w:w="3216"/>
+          </w:tcPr>
+          <w:p>
+            <w:r>
+              <w:t>12</w:t>
+            </w:r>
+          </w:p>
+        </w:tc>
+        <w:tc>
+          <w:tcPr>
+            <w:tcW w:type="dxa" w:w="3216"/>
+          </w:tcPr>
+          <w:p>
+            <w:r>
+              <w:t>Analítica</w:t>
+            </w:r>
+          </w:p>
+        </w:tc>
+        <w:tc>
+          <w:tcPr>
+            <w:tcW w:type="dxa" w:w="3216"/>
+          </w:tcPr>
+          <w:p>
+            <w:r>
+              <w:t>Menús y submenús (rutas PowerBI, video, PDF)</w:t>
+            </w:r>
+          </w:p>
+        </w:tc>
+      </w:tr>
+      <w:tr>
+        <w:tc>
+          <w:tcPr>
+            <w:tcW w:type="dxa" w:w="3216"/>
+          </w:tcPr>
+          <w:p>
+            <w:r>
+              <w:t>13</w:t>
+            </w:r>
+          </w:p>
+        </w:tc>
+        <w:tc>
+          <w:tcPr>
+            <w:tcW w:type="dxa" w:w="3216"/>
+          </w:tcPr>
+          <w:p>
+            <w:r>
+              <w:t>Popup</w:t>
+            </w:r>
+          </w:p>
+        </w:tc>
+        <w:tc>
+          <w:tcPr>
+            <w:tcW w:type="dxa" w:w="3216"/>
+          </w:tcPr>
+          <w:p>
+            <w:r>
+              <w:t>Carrusel de slides (imagen, enlace, orden) y activación global del aviso</w:t>
+            </w:r>
+          </w:p>
+        </w:tc>
+      </w:tr>
+      <w:tr>
+        <w:tc>
+          <w:tcPr>
+            <w:tcW w:type="dxa" w:w="3216"/>
+          </w:tcPr>
+          <w:p>
+            <w:r>
+              <w:t>14</w:t>
+            </w:r>
+          </w:p>
+        </w:tc>
+        <w:tc>
+          <w:tcPr>
+            <w:tcW w:type="dxa" w:w="3216"/>
+          </w:tcPr>
+          <w:p>
+            <w:r>
+              <w:t>Datos Abiertos</w:t>
+            </w:r>
+          </w:p>
+        </w:tc>
+        <w:tc>
+          <w:tcPr>
+            <w:tcW w:type="dxa" w:w="3216"/>
+          </w:tcPr>
+          <w:p>
+            <w:r>
+              <w:t>Datasets, categorías y tipos de archivo</w:t>
+            </w:r>
+          </w:p>
+        </w:tc>
+      </w:tr>
+      <w:tr>
+        <w:tc>
+          <w:tcPr>
+            <w:tcW w:type="dxa" w:w="3216"/>
+          </w:tcPr>
+          <w:p>
+            <w:r>
+              <w:t>15</w:t>
+            </w:r>
+          </w:p>
+        </w:tc>
+        <w:tc>
+          <w:tcPr>
+            <w:tcW w:type="dxa" w:w="3216"/>
+          </w:tcPr>
+          <w:p>
+            <w:r>
+              <w:t>Programas</w:t>
+            </w:r>
+          </w:p>
+        </w:tc>
+        <w:tc>
+          <w:tcPr>
+            <w:tcW w:type="dxa" w:w="3216"/>
+          </w:tcPr>
+          <w:p>
+            <w:r>
+              <w:t>Programas institucionales (código, nombre, descripción, imagen, enlace, activo)</w:t>
+            </w:r>
+          </w:p>
+        </w:tc>
+      </w:tr>
+      <w:tr>
+        <w:tc>
+          <w:tcPr>
+            <w:tcW w:type="dxa" w:w="3216"/>
+          </w:tcPr>
+          <w:p>
+            <w:r>
+              <w:t>16</w:t>
+            </w:r>
+          </w:p>
+        </w:tc>
+        <w:tc>
+          <w:tcPr>
+            <w:tcW w:type="dxa" w:w="3216"/>
+          </w:tcPr>
+          <w:p>
+            <w:r>
+              <w:t>Educación Vial</w:t>
+            </w:r>
+          </w:p>
+        </w:tc>
+        <w:tc>
+          <w:tcPr>
+            <w:tcW w:type="dxa" w:w="3216"/>
+          </w:tcPr>
+          <w:p>
+            <w:r>
+              <w:t>Videos de Webinars y Capacitaciones (reutiliza el componente de YouTube)</w:t>
+            </w:r>
+          </w:p>
+        </w:tc>
+      </w:tr>
+      <w:tr>
+        <w:tc>
+          <w:tcPr>
+            <w:tcW w:type="dxa" w:w="3216"/>
+          </w:tcPr>
+          <w:p>
+            <w:r>
+              <w:t>17</w:t>
+            </w:r>
+          </w:p>
+        </w:tc>
+        <w:tc>
+          <w:tcPr>
+            <w:tcW w:type="dxa" w:w="3216"/>
+          </w:tcPr>
+          <w:p>
+            <w:r>
+              <w:t>Pie de página</w:t>
+            </w:r>
+          </w:p>
+        </w:tc>
+        <w:tc>
+          <w:tcPr>
+            <w:tcW w:type="dxa" w:w="3216"/>
+          </w:tcPr>
+          <w:p>
+            <w:r>
+              <w:t>Información del footer y redes sociales</w:t>
+            </w:r>
+          </w:p>
+        </w:tc>
+      </w:tr>
+      <w:tr>
+        <w:tc>
+          <w:tcPr>
+            <w:tcW w:type="dxa" w:w="3216"/>
+          </w:tcPr>
+          <w:p>
+            <w:r>
+              <w:t>18</w:t>
+            </w:r>
+          </w:p>
+        </w:tc>
+        <w:tc>
+          <w:tcPr>
+            <w:tcW w:type="dxa" w:w="3216"/>
+          </w:tcPr>
+          <w:p>
+            <w:r>
+              <w:t>Usuarios</w:t>
+            </w:r>
+          </w:p>
+        </w:tc>
+        <w:tc>
+          <w:tcPr>
+            <w:tcW w:type="dxa" w:w="3216"/>
+          </w:tcPr>
+          <w:p>
+            <w:r>
+              <w:t>Usuarios y roles con permisos</w:t>
+            </w:r>
+          </w:p>
+        </w:tc>
+      </w:tr>
     </w:tbl>
     <w:p>
       <w:pPr>
@@ -2388,12 +2299,9 @@
       </w:r>
     </w:p>
     <w:p>
-      <w:r>
-        <w:rPr>
-          <w:b w:val="0"/>
-          <w:i w:val="0"/>
-        </w:rPr>
-        <w:t>Configura el aviso emergente que se muestra al entrar al portal.</w:t>
+      <w:pPr/>
+      <w:r>
+        <w:t>Configura el aviso emergente (popup) que se muestra al entrar al portal. Ahora funciona como un carrusel de varias imágenes (slides) en lugar de un aviso único.</w:t>
       </w:r>
     </w:p>
     <w:p>
@@ -2401,7 +2309,7 @@
         <w:pStyle w:val="ListBullet"/>
       </w:pPr>
       <w:r>
-        <w:t>Imagen del aviso (subida propia).</w:t>
+        <w:t>Activación global del popup con el checkbox «Popup activo» (independiente de los slides).</w:t>
       </w:r>
     </w:p>
     <w:p>
@@ -2409,7 +2317,7 @@
         <w:pStyle w:val="ListBullet"/>
       </w:pPr>
       <w:r>
-        <w:t>Enlace de destino (URL).</w:t>
+        <w:t>Múltiples slides: cada uno con su propia imagen y enlace de destino.</w:t>
       </w:r>
     </w:p>
     <w:p>
@@ -2417,7 +2325,7 @@
         <w:pStyle w:val="ListBullet"/>
       </w:pPr>
       <w:r>
-        <w:t>Activación / desactivación (checkbox).</w:t>
+        <w:t>Subida de imagen y enlace por slide; botón Guardar por slide.</w:t>
       </w:r>
     </w:p>
     <w:p>
@@ -2425,7 +2333,15 @@
         <w:pStyle w:val="ListBullet"/>
       </w:pPr>
       <w:r>
-        <w:t>Configuración única: solo existe un popup a la vez.</w:t>
+        <w:t>Reordenamiento de slides con flechas arriba/abajo (PUT /popup/order).</w:t>
+      </w:r>
+    </w:p>
+    <w:p>
+      <w:pPr>
+        <w:pStyle w:val="ListBullet"/>
+      </w:pPr>
+      <w:r>
+        <w:t>Acciones: agregar, editar, eliminar y reordenar slides.</w:t>
       </w:r>
     </w:p>
     <w:p>
@@ -2433,13 +2349,7 @@
         <w:pStyle w:val="ListNumber"/>
       </w:pPr>
       <w:r>
-        <w:rPr>
-          <w:b/>
-        </w:rPr>
-        <w:t xml:space="preserve">Paso 1: </w:t>
-      </w:r>
-      <w:r>
-        <w:t>Abra Popup, suba la imagen y escriba el enlace de destino.</w:t>
+        <w:t>Paso 1: Abra Popup y, si quiere que el aviso se muestre, marque el checkbox «Popup activo».</w:t>
       </w:r>
     </w:p>
     <w:p>
@@ -2447,13 +2357,7 @@
         <w:pStyle w:val="ListNumber"/>
       </w:pPr>
       <w:r>
-        <w:rPr>
-          <w:b/>
-        </w:rPr>
-        <w:t xml:space="preserve">Paso 2: </w:t>
-      </w:r>
-      <w:r>
-        <w:t>Marque el checkbox para activarlo.</w:t>
+        <w:t>Paso 2: Para añadir un slide use el botón Agregar, suba la imagen y escriba el enlace de destino.</w:t>
       </w:r>
     </w:p>
     <w:p>
@@ -2461,22 +2365,29 @@
         <w:pStyle w:val="ListNumber"/>
       </w:pPr>
       <w:r>
-        <w:rPr>
-          <w:b/>
-        </w:rPr>
-        <w:t xml:space="preserve">Paso 3: </w:t>
-      </w:r>
-      <w:r>
-        <w:t>Guarde y abra el portal en una pestaña nueva para ver el aviso.</w:t>
-      </w:r>
-    </w:p>
-    <w:p>
-      <w:r>
-        <w:rPr>
-          <w:i/>
-          <w:color w:val="5A6A7A"/>
-        </w:rPr>
-        <w:t>[Captura de pantalla: Configuración del popup]</w:t>
+        <w:t>Paso 3: Use las flechas para ordenar los slides; el orden de visualización sigue ese orden.</w:t>
+      </w:r>
+    </w:p>
+    <w:p>
+      <w:pPr>
+        <w:pStyle w:val="ListNumber"/>
+      </w:pPr>
+      <w:r>
+        <w:t>Paso 4: Para editar un slide existente, cambie su imagen o enlace y pulse Guardar.</w:t>
+      </w:r>
+    </w:p>
+    <w:p>
+      <w:pPr>
+        <w:pStyle w:val="ListNumber"/>
+      </w:pPr>
+      <w:r>
+        <w:t>Paso 5: Elimine los slides que no necesite con el botón Eliminar y confirme.</w:t>
+      </w:r>
+    </w:p>
+    <w:p>
+      <w:pPr/>
+      <w:r>
+        <w:t>[Captura de pantalla: Editor de popup con carrusel de slides]</w:t>
       </w:r>
     </w:p>
     <w:p>
@@ -2676,7 +2587,7 @@
         <w:pStyle w:val="ListBullet"/>
       </w:pPr>
       <w:r>
-        <w:t>Campos: código (autogenerado por slug si se deja vacío), nombre (obligatorio) y enlace web.</w:t>
+        <w:t>Campos: código (autogenerado por slug si se deja vacío), nombre (obligatorio), descripción y enlace web.</w:t>
       </w:r>
     </w:p>
     <w:p>
@@ -2696,6 +2607,14 @@
         <w:pStyle w:val="ListBullet"/>
       </w:pPr>
       <w:r>
+        <w:t>Imagen del programa: subida opcional (POST /programas/upload) que se muestra en el detalle público /programas/:slug.</w:t>
+      </w:r>
+    </w:p>
+    <w:p>
+      <w:pPr>
+        <w:pStyle w:val="ListBullet"/>
+      </w:pPr>
+      <w:r>
         <w:rPr>
           <w:b/>
         </w:rPr>
@@ -2737,6 +2656,14 @@
       </w:pPr>
       <w:r>
         <w:t>Paso 4: Guarde y, si quiere que sea visible, marque el estado activo.</w:t>
+      </w:r>
+    </w:p>
+    <w:p>
+      <w:pPr>
+        <w:pStyle w:val="ListNumber"/>
+      </w:pPr>
+      <w:r>
+        <w:t>Paso 5: (Opcional) Suba una imagen del programa; se mostrará en el detalle público /programas/:slug.</w:t>
       </w:r>
     </w:p>
     <w:p>
@@ -3019,6 +2946,14 @@
       </w:r>
     </w:p>
     <w:p>
+      <w:pPr>
+        <w:pStyle w:val="ListBullet"/>
+      </w:pPr>
+      <w:r>
+        <w:t>El mismo componente lo aprovecha el módulo Educación Vial para gestionar los videos de Webinars y Capacitaciones.</w:t>
+      </w:r>
+    </w:p>
+    <w:p>
       <w:r>
         <w:t>Paso 1: Abra YouTube y seleccione la sección pública que desea administrar.</w:t>
       </w:r>
@@ -3038,7 +2973,243 @@
         <w:pStyle w:val="Heading2"/>
       </w:pPr>
       <w:r>
-        <w:t>4.16 Cambios recientes de la página pública</w:t>
+        <w:t>4.16 Menú del Sitio</w:t>
+      </w:r>
+    </w:p>
+    <w:p>
+      <w:pPr/>
+      <w:r>
+        <w:t>Administra los subitems del navbar por sección e idioma, sustituyendo los arrays hardcodeados previos.</w:t>
+      </w:r>
+    </w:p>
+    <w:p>
+      <w:pPr>
+        <w:pStyle w:val="ListBullet"/>
+      </w:pPr>
+      <w:r>
+        <w:t>Selector de idioma ES/EN y 6 secciones colapsables: Quiénes Somos, Comunicaciones, Publicaciones, Educación Vial, Aplicaciones y Normas Legales.</w:t>
+      </w:r>
+    </w:p>
+    <w:p>
+      <w:pPr>
+        <w:pStyle w:val="ListBullet"/>
+      </w:pPr>
+      <w:r>
+        <w:t>Por subitem: etiqueta (según idioma activo), URL (con sugerencias de rutas internas), checkbox «abrir en pestaña nueva», estado activo/inactivo y guardado individual.</w:t>
+      </w:r>
+    </w:p>
+    <w:p>
+      <w:pPr>
+        <w:pStyle w:val="ListBullet"/>
+      </w:pPr>
+      <w:r>
+        <w:t>Reordenamiento con flechas arriba/abajo; agregar y eliminar subitems vía modal con confirmación.</w:t>
+      </w:r>
+    </w:p>
+    <w:p>
+      <w:pPr/>
+      <w:r>
+        <w:t>[Captura de pantalla: Editor del Menú del Sitio]</w:t>
+      </w:r>
+    </w:p>
+    <w:p>
+      <w:pPr>
+        <w:pStyle w:val="ListNumber"/>
+      </w:pPr>
+      <w:r>
+        <w:t>Paso 1: Abra Menú del Sitio y seleccione el idioma (ES/EN).</w:t>
+      </w:r>
+    </w:p>
+    <w:p>
+      <w:pPr>
+        <w:pStyle w:val="ListNumber"/>
+      </w:pPr>
+      <w:r>
+        <w:t>Paso 2: Expanda la sección que quiere editar (p. ej. Comunicaciones).</w:t>
+      </w:r>
+    </w:p>
+    <w:p>
+      <w:pPr>
+        <w:pStyle w:val="ListNumber"/>
+      </w:pPr>
+      <w:r>
+        <w:t>Paso 3: Modifique la etiqueta, la URL y el comportamiento «nueva pestaña» según corresponda, y pulse Guardar.</w:t>
+      </w:r>
+    </w:p>
+    <w:p>
+      <w:pPr>
+        <w:pStyle w:val="ListNumber"/>
+      </w:pPr>
+      <w:r>
+        <w:t>Paso 4: Use las flechas para reordenar los subitems dentro de la sección.</w:t>
+      </w:r>
+    </w:p>
+    <w:p>
+      <w:pPr>
+        <w:pStyle w:val="ListNumber"/>
+      </w:pPr>
+      <w:r>
+        <w:t>Paso 5: Para añadir un subitem use el botón Agregar; para eliminar use el botón Eliminar y confirme.</w:t>
+      </w:r>
+    </w:p>
+    <w:p>
+      <w:pPr>
+        <w:pStyle w:val="Heading2"/>
+      </w:pPr>
+      <w:r>
+        <w:t>4.17 Accesos Rápidos</w:t>
+      </w:r>
+    </w:p>
+    <w:p>
+      <w:pPr/>
+      <w:r>
+        <w:t>Edita las tarjetas bilingües (ES/EN) que aparecen bajo el mapa de siniestros viales de la página de inicio.</w:t>
+      </w:r>
+    </w:p>
+    <w:p>
+      <w:pPr>
+        <w:pStyle w:val="ListBullet"/>
+      </w:pPr>
+      <w:r>
+        <w:t>Tabla con miniatura (zoom al hover), eyebrow, título, descripción, texto del botón y enlace.</w:t>
+      </w:r>
+    </w:p>
+    <w:p>
+      <w:pPr>
+        <w:pStyle w:val="ListBullet"/>
+      </w:pPr>
+      <w:r>
+        <w:t>Modal de crear/editar con subida de imagen.</w:t>
+      </w:r>
+    </w:p>
+    <w:p>
+      <w:pPr>
+        <w:pStyle w:val="ListBullet"/>
+      </w:pPr>
+      <w:r>
+        <w:t>Filtro por idioma desde el selector ES/EN; eliminación con confirmación.</w:t>
+      </w:r>
+    </w:p>
+    <w:p>
+      <w:pPr/>
+      <w:r>
+        <w:t>[Captura de pantalla: Tarjetas de Accesos Rápidos]</w:t>
+      </w:r>
+    </w:p>
+    <w:p>
+      <w:pPr>
+        <w:pStyle w:val="ListNumber"/>
+      </w:pPr>
+      <w:r>
+        <w:t>Paso 1: Abra Accesos Rápidos y seleccione el idioma (ES/EN).</w:t>
+      </w:r>
+    </w:p>
+    <w:p>
+      <w:pPr>
+        <w:pStyle w:val="ListNumber"/>
+      </w:pPr>
+      <w:r>
+        <w:t>Paso 2: Para crear, pulse Agregar; complete eyebrow, título, descripción, texto y enlace del botón, y suba una imagen.</w:t>
+      </w:r>
+    </w:p>
+    <w:p>
+      <w:pPr>
+        <w:pStyle w:val="ListNumber"/>
+      </w:pPr>
+      <w:r>
+        <w:t>Paso 3: Para editar, use el lápiz de la fila; para eliminar, el botón Eliminar y confirme.</w:t>
+      </w:r>
+    </w:p>
+    <w:p>
+      <w:pPr>
+        <w:pStyle w:val="ListNumber"/>
+      </w:pPr>
+      <w:r>
+        <w:t>Paso 4: Verifique el resultado en la sección «mapa de siniestros» de la página de inicio.</w:t>
+      </w:r>
+    </w:p>
+    <w:p>
+      <w:pPr>
+        <w:pStyle w:val="Heading2"/>
+      </w:pPr>
+      <w:r>
+        <w:t>4.18 Educación Vial</w:t>
+      </w:r>
+    </w:p>
+    <w:p>
+      <w:pPr/>
+      <w:r>
+        <w:t>Gestiona los videos institucionales que se muestran en las páginas /webinars y /capacitaciones. Reutiliza el mismo componente de edición que el módulo YouTube.</w:t>
+      </w:r>
+    </w:p>
+    <w:p>
+      <w:pPr>
+        <w:pStyle w:val="ListBullet"/>
+      </w:pPr>
+      <w:r>
+        <w:t>Pestañas Webinars y Capacitaciones.</w:t>
+      </w:r>
+    </w:p>
+    <w:p>
+      <w:pPr>
+        <w:pStyle w:val="ListBullet"/>
+      </w:pPr>
+      <w:r>
+        <w:t>Cada video admite título, descripción (opcional) y URL de YouTube validada (formatos youtu.be, watch, embed y shorts).</w:t>
+      </w:r>
+    </w:p>
+    <w:p>
+      <w:pPr>
+        <w:pStyle w:val="ListBullet"/>
+      </w:pPr>
+      <w:r>
+        <w:t>Miniatura automática y vista previa antes de guardar; paginación de 5 por página.</w:t>
+      </w:r>
+    </w:p>
+    <w:p>
+      <w:pPr>
+        <w:pStyle w:val="ListBullet"/>
+      </w:pPr>
+      <w:r>
+        <w:t>CRUD completo: crear, editar y eliminar con confirmación.</w:t>
+      </w:r>
+    </w:p>
+    <w:p>
+      <w:pPr/>
+      <w:r>
+        <w:t>[Captura de pantalla: Gestión de videos de Educación Vial]</w:t>
+      </w:r>
+    </w:p>
+    <w:p>
+      <w:pPr>
+        <w:pStyle w:val="ListNumber"/>
+      </w:pPr>
+      <w:r>
+        <w:t>Paso 1: Abra Educación Vial y seleccione la pestaña Webinars o Capacitaciones.</w:t>
+      </w:r>
+    </w:p>
+    <w:p>
+      <w:pPr>
+        <w:pStyle w:val="ListNumber"/>
+      </w:pPr>
+      <w:r>
+        <w:t>Paso 2: Pulse Agregar o edite un registro existente; complete la URL y los textos.</w:t>
+      </w:r>
+    </w:p>
+    <w:p>
+      <w:pPr>
+        <w:pStyle w:val="ListNumber"/>
+      </w:pPr>
+      <w:r>
+        <w:t>Paso 3: Guarde y verifique el video en /webinars o /capacitaciones del portal.</w:t>
+      </w:r>
+    </w:p>
+    <w:p>
+      <w:pPr>
+        <w:pStyle w:val="Heading2"/>
+      </w:pPr>
+      <w:r>
+        <w:t>4.19 Cambios recientes de la página pública</w:t>
       </w:r>
     </w:p>
     <w:p>
@@ -3068,6 +3239,46 @@
       </w:pPr>
       <w:r>
         <w:t>Inicio: banners bilingües, videos de YouTube, programas activos y componentes tecnológicos con enlaces.</w:t>
+      </w:r>
+    </w:p>
+    <w:p>
+      <w:pPr>
+        <w:pStyle w:val="ListBullet"/>
+      </w:pPr>
+      <w:r>
+        <w:t>Mapa de siniestros de la home: tarjetas de accesos rápidos administrables (imagen, eyebrow, título, descripción y botón) por idioma.</w:t>
+      </w:r>
+    </w:p>
+    <w:p>
+      <w:pPr>
+        <w:pStyle w:val="ListBullet"/>
+      </w:pPr>
+      <w:r>
+        <w:t>Popup como carrusel con flechas, botón «Leer más» dinámico, botón Compartir (Web Share API con fallback a WhatsApp) y botones sociales.</w:t>
+      </w:r>
+    </w:p>
+    <w:p>
+      <w:pPr>
+        <w:pStyle w:val="ListBullet"/>
+      </w:pPr>
+      <w:r>
+        <w:t>Noticias y notas de prensa con botones para compartir en redes.</w:t>
+      </w:r>
+    </w:p>
+    <w:p>
+      <w:pPr>
+        <w:pStyle w:val="ListBullet"/>
+      </w:pPr>
+      <w:r>
+        <w:t>/programas/:slug: detalle del programa con imagen, título, descripción y enlace web.</w:t>
+      </w:r>
+    </w:p>
+    <w:p>
+      <w:pPr>
+        <w:pStyle w:val="ListBullet"/>
+      </w:pPr>
+      <w:r>
+        <w:t>/webinars y /capacitaciones con paginador ONSV propio (clase custom-pag-btn).</w:t>
       </w:r>
     </w:p>
     <w:p>
@@ -3177,6 +3388,14 @@
       </w:pPr>
       <w:r>
         <w:t>Las subidas siguen las extensiones y límites definidos por el módulo; si un archivo es rechazado, revise formato y tamaño.</w:t>
+      </w:r>
+    </w:p>
+    <w:p>
+      <w:pPr>
+        <w:pStyle w:val="ListBullet"/>
+      </w:pPr>
+      <w:r>
+        <w:t>Al reordenar o eliminar slides del popup, compruebe el carrusel en una ventana privada para confirmar el orden y los enlaces.</w:t>
       </w:r>
     </w:p>
     <w:p>
